--- a/6_ken3140_contributions.docx
+++ b/6_ken3140_contributions.docx
@@ -1,18 +1,14 @@
 
 <file path=word/document.xml><?xml version="1.0" encoding="utf-8"?>
-<w:document xmlns:o="urn:schemas-microsoft-com:office:office" xmlns:r="http://schemas.openxmlformats.org/officeDocument/2006/relationships" xmlns:v="urn:schemas-microsoft-com:vml" xmlns:w="http://schemas.openxmlformats.org/wordprocessingml/2006/main" xmlns:w10="urn:schemas-microsoft-com:office:word" xmlns:wp="http://schemas.openxmlformats.org/drawingml/2006/wordprocessingDrawing" xmlns:pic="http://schemas.openxmlformats.org/drawingml/2006/picture" xmlns:wps="http://schemas.microsoft.com/office/word/2010/wordprocessingShape" xmlns:wpg="http://schemas.microsoft.com/office/word/2010/wordprocessingGroup" xmlns:mc="http://schemas.openxmlformats.org/markup-compatibility/2006" xmlns:wp14="http://schemas.microsoft.com/office/word/2010/wordprocessingDrawing" xmlns:w14="http://schemas.microsoft.com/office/word/2010/wordml" xmlns:w15="http://schemas.microsoft.com/office/word/2012/wordml" mc:Ignorable="w14 wp14 w15">
+<w:document xmlns:wpc="http://schemas.microsoft.com/office/word/2010/wordprocessingCanvas" xmlns:cx="http://schemas.microsoft.com/office/drawing/2014/chartex" xmlns:cx1="http://schemas.microsoft.com/office/drawing/2015/9/8/chartex" xmlns:cx2="http://schemas.microsoft.com/office/drawing/2015/10/21/chartex" xmlns:cx3="http://schemas.microsoft.com/office/drawing/2016/5/9/chartex" xmlns:cx4="http://schemas.microsoft.com/office/drawing/2016/5/10/chartex" xmlns:cx5="http://schemas.microsoft.com/office/drawing/2016/5/11/chartex" xmlns:cx6="http://schemas.microsoft.com/office/drawing/2016/5/12/chartex" xmlns:cx7="http://schemas.microsoft.com/office/drawing/2016/5/13/chartex" xmlns:cx8="http://schemas.microsoft.com/office/drawing/2016/5/14/chartex" xmlns:mc="http://schemas.openxmlformats.org/markup-compatibility/2006" xmlns:aink="http://schemas.microsoft.com/office/drawing/2016/ink" xmlns:am3d="http://schemas.microsoft.com/office/drawing/2017/model3d" xmlns:o="urn:schemas-microsoft-com:office:office" xmlns:oel="http://schemas.microsoft.com/office/2019/extlst" xmlns:r="http://schemas.openxmlformats.org/officeDocument/2006/relationships" xmlns:m="http://schemas.openxmlformats.org/officeDocument/2006/math" xmlns:v="urn:schemas-microsoft-com:vml" xmlns:wp14="http://schemas.microsoft.com/office/word/2010/wordprocessingDrawing" xmlns:wp="http://schemas.openxmlformats.org/drawingml/2006/wordprocessingDrawing" xmlns:w10="urn:schemas-microsoft-com:office:word" xmlns:w="http://schemas.openxmlformats.org/wordprocessingml/2006/main" xmlns:w14="http://schemas.microsoft.com/office/word/2010/wordml" xmlns:w15="http://schemas.microsoft.com/office/word/2012/wordml" xmlns:w16cex="http://schemas.microsoft.com/office/word/2018/wordml/cex" xmlns:w16cid="http://schemas.microsoft.com/office/word/2016/wordml/cid" xmlns:w16="http://schemas.microsoft.com/office/word/2018/wordml" xmlns:w16du="http://schemas.microsoft.com/office/word/2023/wordml/word16du" xmlns:w16sdtdh="http://schemas.microsoft.com/office/word/2020/wordml/sdtdatahash" xmlns:w16sdtfl="http://schemas.microsoft.com/office/word/2024/wordml/sdtformatlock" xmlns:w16se="http://schemas.microsoft.com/office/word/2015/wordml/symex" xmlns:wpg="http://schemas.microsoft.com/office/word/2010/wordprocessingGroup" xmlns:wpi="http://schemas.microsoft.com/office/word/2010/wordprocessingInk" xmlns:wne="http://schemas.microsoft.com/office/word/2006/wordml" xmlns:wps="http://schemas.microsoft.com/office/word/2010/wordprocessingShape" mc:Ignorable="w14 w15 w16se w16cid w16 w16cex w16sdtdh w16sdtfl w16du wp14">
   <w:body>
     <w:p>
       <w:pPr>
-        <w:pStyle w:val="Heading1"/>
+        <w:pStyle w:val="Kop1"/>
         <w:numPr>
           <w:ilvl w:val="0"/>
           <w:numId w:val="0"/>
         </w:numPr>
-        <w:bidi w:val="0"/>
-        <w:spacing w:before="240" w:after="120"/>
-        <w:ind w:hanging="0" w:start="0"/>
-        <w:jc w:val="start"/>
         <w:rPr>
           <w:rFonts w:ascii="DejaVu Sans" w:hAnsi="DejaVu Sans"/>
         </w:rPr>
@@ -27,32 +23,25 @@
     <w:tbl>
       <w:tblPr>
         <w:tblW w:w="5000" w:type="pct"/>
-        <w:jc w:val="start"/>
-        <w:tblInd w:w="0" w:type="dxa"/>
         <w:tblLayout w:type="fixed"/>
         <w:tblCellMar>
-          <w:top w:w="0" w:type="dxa"/>
-          <w:start w:w="0" w:type="dxa"/>
-          <w:bottom w:w="0" w:type="dxa"/>
-          <w:end w:w="0" w:type="dxa"/>
+          <w:left w:w="0" w:type="dxa"/>
+          <w:right w:w="0" w:type="dxa"/>
         </w:tblCellMar>
+        <w:tblLook w:val="04A0" w:firstRow="1" w:lastRow="0" w:firstColumn="1" w:lastColumn="0" w:noHBand="0" w:noVBand="1"/>
       </w:tblPr>
       <w:tblGrid>
         <w:gridCol w:w="4986"/>
         <w:gridCol w:w="4986"/>
       </w:tblGrid>
       <w:tr>
-        <w:trPr/>
         <w:tc>
           <w:tcPr>
             <w:tcW w:w="4986" w:type="dxa"/>
-            <w:tcBorders/>
           </w:tcPr>
           <w:p>
             <w:pPr>
               <w:pStyle w:val="TableContents"/>
-              <w:bidi w:val="0"/>
-              <w:jc w:val="start"/>
               <w:rPr>
                 <w:rFonts w:ascii="DejaVu Sans" w:hAnsi="DejaVu Sans"/>
               </w:rPr>
@@ -68,13 +57,10 @@
         <w:tc>
           <w:tcPr>
             <w:tcW w:w="4986" w:type="dxa"/>
-            <w:tcBorders/>
           </w:tcPr>
           <w:p>
             <w:pPr>
               <w:pStyle w:val="TableContents"/>
-              <w:bidi w:val="0"/>
-              <w:jc w:val="start"/>
               <w:rPr>
                 <w:rFonts w:ascii="DejaVu Sans" w:hAnsi="DejaVu Sans"/>
               </w:rPr>
@@ -83,228 +69,200 @@
               <w:rPr>
                 <w:rFonts w:ascii="DejaVu Sans" w:hAnsi="DejaVu Sans"/>
               </w:rPr>
-              <w:t>Creating and formatting sparql.txt deliverable, verification of rubric fullfillment, creation of member contribution document, and final touches.</w:t>
+              <w:t xml:space="preserve">Creating and formatting sparql.txt deliverable, verification of rubric </w:t>
+            </w:r>
+            <w:proofErr w:type="spellStart"/>
+            <w:r>
+              <w:rPr>
+                <w:rFonts w:ascii="DejaVu Sans" w:hAnsi="DejaVu Sans"/>
+              </w:rPr>
+              <w:t>fullfillment</w:t>
+            </w:r>
+            <w:proofErr w:type="spellEnd"/>
+            <w:r>
+              <w:rPr>
+                <w:rFonts w:ascii="DejaVu Sans" w:hAnsi="DejaVu Sans"/>
+              </w:rPr>
+              <w:t>, creation of member contribution document, and final touches.</w:t>
             </w:r>
           </w:p>
         </w:tc>
       </w:tr>
       <w:tr>
-        <w:trPr/>
         <w:tc>
           <w:tcPr>
             <w:tcW w:w="4986" w:type="dxa"/>
-            <w:tcBorders/>
           </w:tcPr>
           <w:p>
             <w:pPr>
               <w:pStyle w:val="TableContents"/>
-              <w:bidi w:val="0"/>
-              <w:jc w:val="start"/>
               <w:rPr>
                 <w:rFonts w:ascii="DejaVu Sans" w:hAnsi="DejaVu Sans"/>
               </w:rPr>
             </w:pPr>
             <w:r>
               <w:rPr>
-                <w:rFonts w:ascii="DejaVu Sans" w:hAnsi="DejaVu Sans"/>
-              </w:rPr>
+                <w:rFonts w:ascii="AppleSystemUIFont" w:hAnsi="AppleSystemUIFont" w:cs="AppleSystemUIFont"/>
+                <w:kern w:val="0"/>
+                <w:sz w:val="26"/>
+                <w:szCs w:val="26"/>
+                <w:lang w:val="nl-NL" w:bidi="ar-SA"/>
+              </w:rPr>
+              <w:t>Keez Cuijpers (i6391038)</w:t>
             </w:r>
           </w:p>
         </w:tc>
         <w:tc>
           <w:tcPr>
             <w:tcW w:w="4986" w:type="dxa"/>
-            <w:tcBorders/>
           </w:tcPr>
           <w:p>
             <w:pPr>
               <w:pStyle w:val="TableContents"/>
-              <w:bidi w:val="0"/>
-              <w:jc w:val="start"/>
               <w:rPr>
                 <w:rFonts w:ascii="DejaVu Sans" w:hAnsi="DejaVu Sans"/>
+                <w:lang w:val="en-GB"/>
               </w:rPr>
             </w:pPr>
             <w:r>
               <w:rPr>
-                <w:rFonts w:ascii="DejaVu Sans" w:hAnsi="DejaVu Sans"/>
-              </w:rPr>
+                <w:rFonts w:ascii="AppleSystemUIFont" w:hAnsi="AppleSystemUIFont" w:cs="AppleSystemUIFont"/>
+                <w:kern w:val="0"/>
+                <w:sz w:val="26"/>
+                <w:szCs w:val="26"/>
+                <w:lang w:val="en-GB" w:bidi="ar-SA"/>
+              </w:rPr>
+              <w:t xml:space="preserve">Created the initial </w:t>
+            </w:r>
+            <w:proofErr w:type="spellStart"/>
+            <w:r>
+              <w:rPr>
+                <w:rFonts w:ascii="AppleSystemUIFont" w:hAnsi="AppleSystemUIFont" w:cs="AppleSystemUIFont"/>
+                <w:kern w:val="0"/>
+                <w:sz w:val="26"/>
+                <w:szCs w:val="26"/>
+                <w:lang w:val="en-GB" w:bidi="ar-SA"/>
+              </w:rPr>
+              <w:t>webshop</w:t>
+            </w:r>
+            <w:proofErr w:type="spellEnd"/>
+            <w:r>
+              <w:rPr>
+                <w:rFonts w:ascii="AppleSystemUIFont" w:hAnsi="AppleSystemUIFont" w:cs="AppleSystemUIFont"/>
+                <w:kern w:val="0"/>
+                <w:sz w:val="26"/>
+                <w:szCs w:val="26"/>
+                <w:lang w:val="en-GB" w:bidi="ar-SA"/>
+              </w:rPr>
+              <w:t xml:space="preserve"> CSV and helped prepare and validate the final CSV, RDF graph, and SPARQL deliverables, including checking the 50 products and their required properties.</w:t>
             </w:r>
           </w:p>
         </w:tc>
       </w:tr>
       <w:tr>
-        <w:trPr/>
         <w:tc>
           <w:tcPr>
             <w:tcW w:w="4986" w:type="dxa"/>
-            <w:tcBorders/>
           </w:tcPr>
           <w:p>
             <w:pPr>
               <w:pStyle w:val="TableContents"/>
-              <w:bidi w:val="0"/>
-              <w:jc w:val="start"/>
               <w:rPr>
                 <w:rFonts w:ascii="DejaVu Sans" w:hAnsi="DejaVu Sans"/>
               </w:rPr>
             </w:pPr>
-            <w:r>
-              <w:rPr>
-                <w:rFonts w:ascii="DejaVu Sans" w:hAnsi="DejaVu Sans"/>
-              </w:rPr>
-            </w:r>
           </w:p>
         </w:tc>
         <w:tc>
           <w:tcPr>
             <w:tcW w:w="4986" w:type="dxa"/>
-            <w:tcBorders/>
           </w:tcPr>
           <w:p>
             <w:pPr>
               <w:pStyle w:val="TableContents"/>
-              <w:bidi w:val="0"/>
-              <w:jc w:val="start"/>
               <w:rPr>
                 <w:rFonts w:ascii="DejaVu Sans" w:hAnsi="DejaVu Sans"/>
               </w:rPr>
             </w:pPr>
-            <w:r>
-              <w:rPr>
-                <w:rFonts w:ascii="DejaVu Sans" w:hAnsi="DejaVu Sans"/>
-              </w:rPr>
-            </w:r>
           </w:p>
         </w:tc>
       </w:tr>
       <w:tr>
-        <w:trPr/>
         <w:tc>
           <w:tcPr>
             <w:tcW w:w="4986" w:type="dxa"/>
-            <w:tcBorders/>
           </w:tcPr>
           <w:p>
             <w:pPr>
               <w:pStyle w:val="TableContents"/>
-              <w:bidi w:val="0"/>
-              <w:jc w:val="start"/>
               <w:rPr>
                 <w:rFonts w:ascii="DejaVu Sans" w:hAnsi="DejaVu Sans"/>
               </w:rPr>
             </w:pPr>
-            <w:r>
-              <w:rPr>
-                <w:rFonts w:ascii="DejaVu Sans" w:hAnsi="DejaVu Sans"/>
-              </w:rPr>
-            </w:r>
           </w:p>
         </w:tc>
         <w:tc>
           <w:tcPr>
             <w:tcW w:w="4986" w:type="dxa"/>
-            <w:tcBorders/>
           </w:tcPr>
           <w:p>
             <w:pPr>
               <w:pStyle w:val="TableContents"/>
-              <w:bidi w:val="0"/>
-              <w:jc w:val="start"/>
               <w:rPr>
                 <w:rFonts w:ascii="DejaVu Sans" w:hAnsi="DejaVu Sans"/>
               </w:rPr>
             </w:pPr>
-            <w:r>
-              <w:rPr>
-                <w:rFonts w:ascii="DejaVu Sans" w:hAnsi="DejaVu Sans"/>
-              </w:rPr>
-            </w:r>
           </w:p>
         </w:tc>
       </w:tr>
       <w:tr>
-        <w:trPr/>
         <w:tc>
           <w:tcPr>
             <w:tcW w:w="4986" w:type="dxa"/>
-            <w:tcBorders/>
           </w:tcPr>
           <w:p>
             <w:pPr>
               <w:pStyle w:val="TableContents"/>
-              <w:bidi w:val="0"/>
-              <w:jc w:val="start"/>
               <w:rPr>
                 <w:rFonts w:ascii="DejaVu Sans" w:hAnsi="DejaVu Sans"/>
               </w:rPr>
             </w:pPr>
-            <w:r>
-              <w:rPr>
-                <w:rFonts w:ascii="DejaVu Sans" w:hAnsi="DejaVu Sans"/>
-              </w:rPr>
-            </w:r>
           </w:p>
         </w:tc>
         <w:tc>
           <w:tcPr>
             <w:tcW w:w="4986" w:type="dxa"/>
-            <w:tcBorders/>
           </w:tcPr>
           <w:p>
             <w:pPr>
               <w:pStyle w:val="TableContents"/>
-              <w:bidi w:val="0"/>
-              <w:jc w:val="start"/>
               <w:rPr>
                 <w:rFonts w:ascii="DejaVu Sans" w:hAnsi="DejaVu Sans"/>
               </w:rPr>
             </w:pPr>
-            <w:r>
-              <w:rPr>
-                <w:rFonts w:ascii="DejaVu Sans" w:hAnsi="DejaVu Sans"/>
-              </w:rPr>
-            </w:r>
           </w:p>
         </w:tc>
       </w:tr>
     </w:tbl>
     <w:p>
       <w:pPr>
-        <w:pStyle w:val="BodyText"/>
-        <w:bidi w:val="0"/>
-        <w:jc w:val="start"/>
-        <w:rPr>
-          <w:rFonts w:ascii="DejaVu Sans" w:hAnsi="DejaVu Sans"/>
-        </w:rPr>
-      </w:pPr>
-      <w:r>
-        <w:rPr>
-          <w:rFonts w:ascii="DejaVu Sans" w:hAnsi="DejaVu Sans"/>
-        </w:rPr>
-      </w:r>
+        <w:pStyle w:val="Plattetekst"/>
+        <w:rPr>
+          <w:rFonts w:ascii="DejaVu Sans" w:hAnsi="DejaVu Sans"/>
+        </w:rPr>
+      </w:pPr>
     </w:p>
     <w:p>
       <w:pPr>
-        <w:pStyle w:val="BodyText"/>
-        <w:bidi w:val="0"/>
-        <w:jc w:val="start"/>
-        <w:rPr>
-          <w:rFonts w:ascii="DejaVu Sans" w:hAnsi="DejaVu Sans"/>
-        </w:rPr>
-      </w:pPr>
-      <w:r>
-        <w:rPr>
-          <w:rFonts w:ascii="DejaVu Sans" w:hAnsi="DejaVu Sans"/>
-        </w:rPr>
-      </w:r>
+        <w:pStyle w:val="Plattetekst"/>
+        <w:rPr>
+          <w:rFonts w:ascii="DejaVu Sans" w:hAnsi="DejaVu Sans"/>
+        </w:rPr>
+      </w:pPr>
     </w:p>
     <w:p>
       <w:pPr>
-        <w:pStyle w:val="Heading1"/>
-        <w:bidi w:val="0"/>
-        <w:ind w:hanging="0" w:start="0"/>
-        <w:jc w:val="start"/>
+        <w:pStyle w:val="Kop1"/>
         <w:rPr>
           <w:rFonts w:ascii="DejaVu Sans" w:hAnsi="DejaVu Sans"/>
         </w:rPr>
@@ -318,9 +276,7 @@
     </w:p>
     <w:p>
       <w:pPr>
-        <w:pStyle w:val="BodyText"/>
-        <w:bidi w:val="0"/>
-        <w:jc w:val="start"/>
+        <w:pStyle w:val="Plattetekst"/>
         <w:rPr>
           <w:rFonts w:ascii="DejaVu Sans" w:hAnsi="DejaVu Sans"/>
         </w:rPr>
@@ -341,7 +297,6 @@
       <w:r>
         <w:rPr>
           <w:rFonts w:ascii="DejaVu Sans" w:hAnsi="DejaVu Sans"/>
-          <w:u w:val="none"/>
         </w:rPr>
         <w:t xml:space="preserve"> and </w:t>
       </w:r>
@@ -355,83 +310,449 @@
       <w:r>
         <w:rPr>
           <w:rFonts w:ascii="DejaVu Sans" w:hAnsi="DejaVu Sans"/>
-          <w:u w:val="none"/>
         </w:rPr>
         <w:t xml:space="preserve"> using the following prompts:</w:t>
       </w:r>
     </w:p>
     <w:p>
       <w:pPr>
-        <w:pStyle w:val="BodyText"/>
+        <w:pStyle w:val="Plattetekst"/>
         <w:numPr>
           <w:ilvl w:val="0"/>
           <w:numId w:val="2"/>
         </w:numPr>
-        <w:bidi w:val="0"/>
-        <w:jc w:val="start"/>
-        <w:rPr>
-          <w:rFonts w:ascii="DejaVu Sans" w:hAnsi="DejaVu Sans"/>
-          <w:u w:val="none"/>
-        </w:rPr>
-      </w:pPr>
-      <w:r>
-        <w:rPr>
-          <w:rFonts w:ascii="DejaVu Sans" w:hAnsi="DejaVu Sans"/>
-          <w:u w:val="none"/>
+        <w:rPr>
+          <w:rFonts w:ascii="DejaVu Sans" w:hAnsi="DejaVu Sans"/>
+        </w:rPr>
+      </w:pPr>
+      <w:r>
+        <w:rPr>
+          <w:rFonts w:ascii="DejaVu Sans" w:hAnsi="DejaVu Sans"/>
         </w:rPr>
         <w:t>Please verify whether this project fulfills the criteria in the given rubric.</w:t>
       </w:r>
     </w:p>
     <w:p>
       <w:pPr>
-        <w:pStyle w:val="BodyText"/>
+        <w:pStyle w:val="Plattetekst"/>
         <w:numPr>
           <w:ilvl w:val="0"/>
           <w:numId w:val="2"/>
         </w:numPr>
-        <w:bidi w:val="0"/>
-        <w:spacing w:before="0" w:after="140"/>
-        <w:jc w:val="start"/>
-        <w:rPr>
-          <w:rFonts w:ascii="DejaVu Sans" w:hAnsi="DejaVu Sans"/>
-          <w:u w:val="none"/>
-        </w:rPr>
-      </w:pPr>
-      <w:r>
-        <w:rPr>
-          <w:rFonts w:ascii="DejaVu Sans" w:hAnsi="DejaVu Sans"/>
-          <w:u w:val="none"/>
-        </w:rPr>
-        <w:t>Please verify whether my jupyter notebook is reproducible.</w:t>
-      </w:r>
+        <w:rPr>
+          <w:rFonts w:ascii="DejaVu Sans" w:hAnsi="DejaVu Sans"/>
+        </w:rPr>
+      </w:pPr>
+      <w:r>
+        <w:rPr>
+          <w:rFonts w:ascii="DejaVu Sans" w:hAnsi="DejaVu Sans"/>
+        </w:rPr>
+        <w:t xml:space="preserve">Please verify whether my </w:t>
+      </w:r>
+      <w:proofErr w:type="spellStart"/>
+      <w:r>
+        <w:rPr>
+          <w:rFonts w:ascii="DejaVu Sans" w:hAnsi="DejaVu Sans"/>
+        </w:rPr>
+        <w:t>jupyter</w:t>
+      </w:r>
+      <w:proofErr w:type="spellEnd"/>
+      <w:r>
+        <w:rPr>
+          <w:rFonts w:ascii="DejaVu Sans" w:hAnsi="DejaVu Sans"/>
+        </w:rPr>
+        <w:t xml:space="preserve"> notebook is reproducible.</w:t>
+      </w:r>
+    </w:p>
+    <w:p>
+      <w:pPr>
+        <w:pStyle w:val="Plattetekst"/>
+        <w:rPr>
+          <w:rFonts w:ascii="DejaVu Sans" w:hAnsi="DejaVu Sans"/>
+        </w:rPr>
+      </w:pPr>
+    </w:p>
+    <w:p>
+      <w:pPr>
+        <w:suppressAutoHyphens w:val="0"/>
+        <w:autoSpaceDE w:val="0"/>
+        <w:autoSpaceDN w:val="0"/>
+        <w:adjustRightInd w:val="0"/>
+        <w:rPr>
+          <w:rFonts w:ascii="AppleSystemUIFont" w:hAnsi="AppleSystemUIFont" w:cs="AppleSystemUIFont"/>
+          <w:kern w:val="0"/>
+          <w:sz w:val="26"/>
+          <w:szCs w:val="26"/>
+          <w:lang w:val="en-GB" w:bidi="ar-SA"/>
+        </w:rPr>
+      </w:pPr>
+      <w:r>
+        <w:rPr>
+          <w:rFonts w:ascii="AppleSystemUIFont" w:hAnsi="AppleSystemUIFont" w:cs="AppleSystemUIFont"/>
+          <w:kern w:val="0"/>
+          <w:sz w:val="26"/>
+          <w:szCs w:val="26"/>
+          <w:lang w:val="en-GB" w:bidi="ar-SA"/>
+        </w:rPr>
+        <w:t>This project also made use of GitHub Copilot (accessed on Sep 13, 2026).</w:t>
+      </w:r>
+      <w:r>
+        <w:rPr>
+          <w:rFonts w:ascii="AppleSystemUIFont" w:hAnsi="AppleSystemUIFont" w:cs="AppleSystemUIFont"/>
+          <w:kern w:val="0"/>
+          <w:sz w:val="26"/>
+          <w:szCs w:val="26"/>
+          <w:lang w:val="en-GB" w:bidi="ar-SA"/>
+        </w:rPr>
+        <w:t xml:space="preserve"> </w:t>
+      </w:r>
+      <w:r>
+        <w:rPr>
+          <w:rFonts w:ascii="AppleSystemUIFont" w:hAnsi="AppleSystemUIFont" w:cs="AppleSystemUIFont"/>
+          <w:kern w:val="0"/>
+          <w:sz w:val="26"/>
+          <w:szCs w:val="26"/>
+          <w:lang w:val="en-GB" w:bidi="ar-SA"/>
+        </w:rPr>
+        <w:t>Specifically, GitHub Copilot was used as an assistive tool for Code Review, Content Explanation, and Feedback on Drafts using the following prompts:</w:t>
+      </w:r>
+    </w:p>
+    <w:p>
+      <w:pPr>
+        <w:pStyle w:val="Plattetekst"/>
+        <w:numPr>
+          <w:ilvl w:val="0"/>
+          <w:numId w:val="2"/>
+        </w:numPr>
+        <w:rPr>
+          <w:rFonts w:ascii="AppleSystemUIFont" w:hAnsi="AppleSystemUIFont" w:cs="AppleSystemUIFont"/>
+          <w:kern w:val="0"/>
+          <w:sz w:val="26"/>
+          <w:szCs w:val="26"/>
+          <w:lang w:val="en-GB" w:bidi="ar-SA"/>
+        </w:rPr>
+      </w:pPr>
+      <w:r>
+        <w:rPr>
+          <w:rFonts w:ascii="AppleSystemUIFont" w:hAnsi="AppleSystemUIFont" w:cs="AppleSystemUIFont"/>
+          <w:kern w:val="0"/>
+          <w:sz w:val="26"/>
+          <w:szCs w:val="26"/>
+          <w:lang w:val="en-GB" w:bidi="ar-SA"/>
+        </w:rPr>
+        <w:t>Please verify whether the RDF graph and SPARQL queries satisfy the assignment requirements.</w:t>
+      </w:r>
+    </w:p>
+    <w:p>
+      <w:pPr>
+        <w:pStyle w:val="Plattetekst"/>
+        <w:numPr>
+          <w:ilvl w:val="0"/>
+          <w:numId w:val="2"/>
+        </w:numPr>
+        <w:rPr>
+          <w:rFonts w:ascii="AppleSystemUIFont" w:hAnsi="AppleSystemUIFont" w:cs="AppleSystemUIFont"/>
+          <w:kern w:val="0"/>
+          <w:sz w:val="26"/>
+          <w:szCs w:val="26"/>
+          <w:lang w:val="en-GB" w:bidi="ar-SA"/>
+        </w:rPr>
+      </w:pPr>
+      <w:r>
+        <w:rPr>
+          <w:rFonts w:ascii="AppleSystemUIFont" w:hAnsi="AppleSystemUIFont" w:cs="AppleSystemUIFont"/>
+          <w:kern w:val="0"/>
+          <w:sz w:val="26"/>
+          <w:szCs w:val="26"/>
+          <w:lang w:val="en-GB" w:bidi="ar-SA"/>
+        </w:rPr>
+        <w:t>Please help check consistency between the CSV, RDF graph, notebook, and submission documents.</w:t>
+      </w:r>
+    </w:p>
+    <w:p>
+      <w:pPr>
+        <w:pStyle w:val="Plattetekst"/>
+        <w:rPr>
+          <w:rFonts w:ascii="AppleSystemUIFont" w:hAnsi="AppleSystemUIFont" w:cs="AppleSystemUIFont"/>
+          <w:kern w:val="0"/>
+          <w:sz w:val="26"/>
+          <w:szCs w:val="26"/>
+          <w:lang w:val="en-GB" w:bidi="ar-SA"/>
+        </w:rPr>
+      </w:pPr>
+      <w:r>
+        <w:rPr>
+          <w:rFonts w:ascii="AppleSystemUIFont" w:hAnsi="AppleSystemUIFont" w:cs="AppleSystemUIFont"/>
+          <w:kern w:val="0"/>
+          <w:sz w:val="26"/>
+          <w:szCs w:val="26"/>
+          <w:lang w:val="en-GB" w:bidi="ar-SA"/>
+        </w:rPr>
+        <w:t>The group remained responsible for the data selection, implementation, verification, and final submission.</w:t>
+      </w:r>
+    </w:p>
+    <w:p>
+      <w:pPr>
+        <w:pStyle w:val="Plattetekst"/>
+        <w:rPr>
+          <w:rFonts w:ascii="DejaVu Sans" w:hAnsi="DejaVu Sans"/>
+        </w:rPr>
+      </w:pPr>
     </w:p>
     <w:sectPr>
-      <w:type w:val="nextPage"/>
       <w:pgSz w:w="12240" w:h="15840"/>
-      <w:pgMar w:left="1134" w:right="1134" w:gutter="0" w:header="0" w:top="1134" w:footer="0" w:bottom="1134"/>
-      <w:pgNumType w:fmt="decimal"/>
-      <w:formProt w:val="false"/>
-      <w:textDirection w:val="lrTb"/>
+      <w:pgMar w:top="1134" w:right="1134" w:bottom="1134" w:left="1134" w:header="0" w:footer="0" w:gutter="0"/>
+      <w:cols w:space="708"/>
+      <w:formProt w:val="0"/>
     </w:sectPr>
   </w:body>
 </w:document>
 </file>
 
 <file path=word/numbering.xml><?xml version="1.0" encoding="utf-8"?>
-<w:numbering xmlns:w="http://schemas.openxmlformats.org/wordprocessingml/2006/main" xmlns:o="urn:schemas-microsoft-com:office:office" xmlns:r="http://schemas.openxmlformats.org/officeDocument/2006/relationships" xmlns:v="urn:schemas-microsoft-com:vml" xmlns:mc="http://schemas.openxmlformats.org/markup-compatibility/2006" xmlns:w14="http://schemas.microsoft.com/office/word/2010/wordml" mc:Ignorable="w14">
-  <w:abstractNum w:abstractNumId="1">
+<w:numbering xmlns:wpc="http://schemas.microsoft.com/office/word/2010/wordprocessingCanvas" xmlns:cx="http://schemas.microsoft.com/office/drawing/2014/chartex" xmlns:cx1="http://schemas.microsoft.com/office/drawing/2015/9/8/chartex" xmlns:cx2="http://schemas.microsoft.com/office/drawing/2015/10/21/chartex" xmlns:cx3="http://schemas.microsoft.com/office/drawing/2016/5/9/chartex" xmlns:cx4="http://schemas.microsoft.com/office/drawing/2016/5/10/chartex" xmlns:cx5="http://schemas.microsoft.com/office/drawing/2016/5/11/chartex" xmlns:cx6="http://schemas.microsoft.com/office/drawing/2016/5/12/chartex" xmlns:cx7="http://schemas.microsoft.com/office/drawing/2016/5/13/chartex" xmlns:cx8="http://schemas.microsoft.com/office/drawing/2016/5/14/chartex" xmlns:mc="http://schemas.openxmlformats.org/markup-compatibility/2006" xmlns:aink="http://schemas.microsoft.com/office/drawing/2016/ink" xmlns:am3d="http://schemas.microsoft.com/office/drawing/2017/model3d" xmlns:o="urn:schemas-microsoft-com:office:office" xmlns:oel="http://schemas.microsoft.com/office/2019/extlst" xmlns:r="http://schemas.openxmlformats.org/officeDocument/2006/relationships" xmlns:m="http://schemas.openxmlformats.org/officeDocument/2006/math" xmlns:v="urn:schemas-microsoft-com:vml" xmlns:wp14="http://schemas.microsoft.com/office/word/2010/wordprocessingDrawing" xmlns:wp="http://schemas.openxmlformats.org/drawingml/2006/wordprocessingDrawing" xmlns:w10="urn:schemas-microsoft-com:office:word" xmlns:w="http://schemas.openxmlformats.org/wordprocessingml/2006/main" xmlns:w14="http://schemas.microsoft.com/office/word/2010/wordml" xmlns:w15="http://schemas.microsoft.com/office/word/2012/wordml" xmlns:w16cex="http://schemas.microsoft.com/office/word/2018/wordml/cex" xmlns:w16cid="http://schemas.microsoft.com/office/word/2016/wordml/cid" xmlns:w16="http://schemas.microsoft.com/office/word/2018/wordml" xmlns:w16du="http://schemas.microsoft.com/office/word/2023/wordml/word16du" xmlns:w16sdtdh="http://schemas.microsoft.com/office/word/2020/wordml/sdtdatahash" xmlns:w16sdtfl="http://schemas.microsoft.com/office/word/2024/wordml/sdtformatlock" xmlns:w16se="http://schemas.microsoft.com/office/word/2015/wordml/symex" xmlns:wpg="http://schemas.microsoft.com/office/word/2010/wordprocessingGroup" xmlns:wpi="http://schemas.microsoft.com/office/word/2010/wordprocessingInk" xmlns:wne="http://schemas.microsoft.com/office/word/2006/wordml" xmlns:wps="http://schemas.microsoft.com/office/word/2010/wordprocessingShape" mc:Ignorable="w14 w15 w16se w16cid w16 w16cex w16sdtdh w16sdtfl w16du wp14">
+  <w:abstractNum w:abstractNumId="0" w15:restartNumberingAfterBreak="0">
+    <w:nsid w:val="2A3F68AE"/>
+    <w:multiLevelType w:val="hybridMultilevel"/>
+    <w:tmpl w:val="0310F87A"/>
+    <w:lvl w:ilvl="0" w:tplc="58540D1A">
+      <w:start w:val="3"/>
+      <w:numFmt w:val="bullet"/>
+      <w:lvlText w:val="-"/>
+      <w:lvlJc w:val="left"/>
+      <w:pPr>
+        <w:ind w:left="1080" w:hanging="360"/>
+      </w:pPr>
+      <w:rPr>
+        <w:rFonts w:ascii="AppleSystemUIFont" w:eastAsia="Noto Serif CJK SC" w:hAnsi="AppleSystemUIFont" w:cs="AppleSystemUIFont" w:hint="default"/>
+      </w:rPr>
+    </w:lvl>
+    <w:lvl w:ilvl="1" w:tplc="04130003" w:tentative="1">
+      <w:start w:val="1"/>
+      <w:numFmt w:val="bullet"/>
+      <w:lvlText w:val="o"/>
+      <w:lvlJc w:val="left"/>
+      <w:pPr>
+        <w:ind w:left="1800" w:hanging="360"/>
+      </w:pPr>
+      <w:rPr>
+        <w:rFonts w:ascii="Courier New" w:hAnsi="Courier New" w:hint="default"/>
+      </w:rPr>
+    </w:lvl>
+    <w:lvl w:ilvl="2" w:tplc="04130005" w:tentative="1">
+      <w:start w:val="1"/>
+      <w:numFmt w:val="bullet"/>
+      <w:lvlText w:val=""/>
+      <w:lvlJc w:val="left"/>
+      <w:pPr>
+        <w:ind w:left="2520" w:hanging="360"/>
+      </w:pPr>
+      <w:rPr>
+        <w:rFonts w:ascii="Wingdings" w:hAnsi="Wingdings" w:hint="default"/>
+      </w:rPr>
+    </w:lvl>
+    <w:lvl w:ilvl="3" w:tplc="04130001" w:tentative="1">
+      <w:start w:val="1"/>
+      <w:numFmt w:val="bullet"/>
+      <w:lvlText w:val=""/>
+      <w:lvlJc w:val="left"/>
+      <w:pPr>
+        <w:ind w:left="3240" w:hanging="360"/>
+      </w:pPr>
+      <w:rPr>
+        <w:rFonts w:ascii="Symbol" w:hAnsi="Symbol" w:hint="default"/>
+      </w:rPr>
+    </w:lvl>
+    <w:lvl w:ilvl="4" w:tplc="04130003" w:tentative="1">
+      <w:start w:val="1"/>
+      <w:numFmt w:val="bullet"/>
+      <w:lvlText w:val="o"/>
+      <w:lvlJc w:val="left"/>
+      <w:pPr>
+        <w:ind w:left="3960" w:hanging="360"/>
+      </w:pPr>
+      <w:rPr>
+        <w:rFonts w:ascii="Courier New" w:hAnsi="Courier New" w:hint="default"/>
+      </w:rPr>
+    </w:lvl>
+    <w:lvl w:ilvl="5" w:tplc="04130005" w:tentative="1">
+      <w:start w:val="1"/>
+      <w:numFmt w:val="bullet"/>
+      <w:lvlText w:val=""/>
+      <w:lvlJc w:val="left"/>
+      <w:pPr>
+        <w:ind w:left="4680" w:hanging="360"/>
+      </w:pPr>
+      <w:rPr>
+        <w:rFonts w:ascii="Wingdings" w:hAnsi="Wingdings" w:hint="default"/>
+      </w:rPr>
+    </w:lvl>
+    <w:lvl w:ilvl="6" w:tplc="04130001" w:tentative="1">
+      <w:start w:val="1"/>
+      <w:numFmt w:val="bullet"/>
+      <w:lvlText w:val=""/>
+      <w:lvlJc w:val="left"/>
+      <w:pPr>
+        <w:ind w:left="5400" w:hanging="360"/>
+      </w:pPr>
+      <w:rPr>
+        <w:rFonts w:ascii="Symbol" w:hAnsi="Symbol" w:hint="default"/>
+      </w:rPr>
+    </w:lvl>
+    <w:lvl w:ilvl="7" w:tplc="04130003" w:tentative="1">
+      <w:start w:val="1"/>
+      <w:numFmt w:val="bullet"/>
+      <w:lvlText w:val="o"/>
+      <w:lvlJc w:val="left"/>
+      <w:pPr>
+        <w:ind w:left="6120" w:hanging="360"/>
+      </w:pPr>
+      <w:rPr>
+        <w:rFonts w:ascii="Courier New" w:hAnsi="Courier New" w:hint="default"/>
+      </w:rPr>
+    </w:lvl>
+    <w:lvl w:ilvl="8" w:tplc="04130005" w:tentative="1">
+      <w:start w:val="1"/>
+      <w:numFmt w:val="bullet"/>
+      <w:lvlText w:val=""/>
+      <w:lvlJc w:val="left"/>
+      <w:pPr>
+        <w:ind w:left="6840" w:hanging="360"/>
+      </w:pPr>
+      <w:rPr>
+        <w:rFonts w:ascii="Wingdings" w:hAnsi="Wingdings" w:hint="default"/>
+      </w:rPr>
+    </w:lvl>
+  </w:abstractNum>
+  <w:abstractNum w:abstractNumId="1" w15:restartNumberingAfterBreak="0">
+    <w:nsid w:val="31DA3DAD"/>
+    <w:multiLevelType w:val="multilevel"/>
+    <w:tmpl w:val="872C303A"/>
     <w:lvl w:ilvl="0">
       <w:start w:val="1"/>
+      <w:numFmt w:val="decimal"/>
+      <w:lvlText w:val="%1."/>
+      <w:lvlJc w:val="left"/>
+      <w:pPr>
+        <w:tabs>
+          <w:tab w:val="num" w:pos="720"/>
+        </w:tabs>
+        <w:ind w:left="720" w:hanging="360"/>
+      </w:pPr>
+    </w:lvl>
+    <w:lvl w:ilvl="1">
+      <w:start w:val="1"/>
+      <w:numFmt w:val="decimal"/>
+      <w:lvlText w:val="%2."/>
+      <w:lvlJc w:val="left"/>
+      <w:pPr>
+        <w:tabs>
+          <w:tab w:val="num" w:pos="1080"/>
+        </w:tabs>
+        <w:ind w:left="1080" w:hanging="360"/>
+      </w:pPr>
+    </w:lvl>
+    <w:lvl w:ilvl="2">
+      <w:start w:val="1"/>
+      <w:numFmt w:val="decimal"/>
+      <w:lvlText w:val="%3."/>
+      <w:lvlJc w:val="left"/>
+      <w:pPr>
+        <w:tabs>
+          <w:tab w:val="num" w:pos="1440"/>
+        </w:tabs>
+        <w:ind w:left="1440" w:hanging="360"/>
+      </w:pPr>
+    </w:lvl>
+    <w:lvl w:ilvl="3">
+      <w:start w:val="1"/>
+      <w:numFmt w:val="decimal"/>
+      <w:lvlText w:val="%4."/>
+      <w:lvlJc w:val="left"/>
+      <w:pPr>
+        <w:tabs>
+          <w:tab w:val="num" w:pos="1800"/>
+        </w:tabs>
+        <w:ind w:left="1800" w:hanging="360"/>
+      </w:pPr>
+    </w:lvl>
+    <w:lvl w:ilvl="4">
+      <w:start w:val="1"/>
+      <w:numFmt w:val="decimal"/>
+      <w:lvlText w:val="%5."/>
+      <w:lvlJc w:val="left"/>
+      <w:pPr>
+        <w:tabs>
+          <w:tab w:val="num" w:pos="2160"/>
+        </w:tabs>
+        <w:ind w:left="2160" w:hanging="360"/>
+      </w:pPr>
+    </w:lvl>
+    <w:lvl w:ilvl="5">
+      <w:start w:val="1"/>
+      <w:numFmt w:val="decimal"/>
+      <w:lvlText w:val="%6."/>
+      <w:lvlJc w:val="left"/>
+      <w:pPr>
+        <w:tabs>
+          <w:tab w:val="num" w:pos="2520"/>
+        </w:tabs>
+        <w:ind w:left="2520" w:hanging="360"/>
+      </w:pPr>
+    </w:lvl>
+    <w:lvl w:ilvl="6">
+      <w:start w:val="1"/>
+      <w:numFmt w:val="decimal"/>
+      <w:lvlText w:val="%7."/>
+      <w:lvlJc w:val="left"/>
+      <w:pPr>
+        <w:tabs>
+          <w:tab w:val="num" w:pos="2880"/>
+        </w:tabs>
+        <w:ind w:left="2880" w:hanging="360"/>
+      </w:pPr>
+    </w:lvl>
+    <w:lvl w:ilvl="7">
+      <w:start w:val="1"/>
+      <w:numFmt w:val="decimal"/>
+      <w:lvlText w:val="%8."/>
+      <w:lvlJc w:val="left"/>
+      <w:pPr>
+        <w:tabs>
+          <w:tab w:val="num" w:pos="3240"/>
+        </w:tabs>
+        <w:ind w:left="3240" w:hanging="360"/>
+      </w:pPr>
+    </w:lvl>
+    <w:lvl w:ilvl="8">
+      <w:start w:val="1"/>
+      <w:numFmt w:val="decimal"/>
+      <w:lvlText w:val="%9."/>
+      <w:lvlJc w:val="left"/>
+      <w:pPr>
+        <w:tabs>
+          <w:tab w:val="num" w:pos="3600"/>
+        </w:tabs>
+        <w:ind w:left="3600" w:hanging="360"/>
+      </w:pPr>
+    </w:lvl>
+  </w:abstractNum>
+  <w:abstractNum w:abstractNumId="2" w15:restartNumberingAfterBreak="0">
+    <w:nsid w:val="575C3EDB"/>
+    <w:multiLevelType w:val="multilevel"/>
+    <w:tmpl w:val="3634D214"/>
+    <w:lvl w:ilvl="0">
+      <w:start w:val="1"/>
       <w:numFmt w:val="none"/>
-      <w:pStyle w:val="Heading1"/>
+      <w:pStyle w:val="Kop1"/>
       <w:suff w:val="nothing"/>
       <w:lvlText w:val=""/>
-      <w:lvlJc w:val="start"/>
+      <w:lvlJc w:val="left"/>
       <w:pPr>
         <w:tabs>
           <w:tab w:val="num" w:pos="0"/>
         </w:tabs>
-        <w:ind w:start="0" w:hanging="0"/>
+        <w:ind w:left="0" w:firstLine="0"/>
       </w:pPr>
     </w:lvl>
     <w:lvl w:ilvl="1">
@@ -439,12 +760,12 @@
       <w:numFmt w:val="none"/>
       <w:suff w:val="nothing"/>
       <w:lvlText w:val=""/>
-      <w:lvlJc w:val="start"/>
+      <w:lvlJc w:val="left"/>
       <w:pPr>
         <w:tabs>
           <w:tab w:val="num" w:pos="0"/>
         </w:tabs>
-        <w:ind w:start="0" w:hanging="0"/>
+        <w:ind w:left="0" w:firstLine="0"/>
       </w:pPr>
     </w:lvl>
     <w:lvl w:ilvl="2">
@@ -452,12 +773,12 @@
       <w:numFmt w:val="none"/>
       <w:suff w:val="nothing"/>
       <w:lvlText w:val=""/>
-      <w:lvlJc w:val="start"/>
+      <w:lvlJc w:val="left"/>
       <w:pPr>
         <w:tabs>
           <w:tab w:val="num" w:pos="0"/>
         </w:tabs>
-        <w:ind w:start="0" w:hanging="0"/>
+        <w:ind w:left="0" w:firstLine="0"/>
       </w:pPr>
     </w:lvl>
     <w:lvl w:ilvl="3">
@@ -465,12 +786,12 @@
       <w:numFmt w:val="none"/>
       <w:suff w:val="nothing"/>
       <w:lvlText w:val=""/>
-      <w:lvlJc w:val="start"/>
+      <w:lvlJc w:val="left"/>
       <w:pPr>
         <w:tabs>
           <w:tab w:val="num" w:pos="0"/>
         </w:tabs>
-        <w:ind w:start="0" w:hanging="0"/>
+        <w:ind w:left="0" w:firstLine="0"/>
       </w:pPr>
     </w:lvl>
     <w:lvl w:ilvl="4">
@@ -478,12 +799,12 @@
       <w:numFmt w:val="none"/>
       <w:suff w:val="nothing"/>
       <w:lvlText w:val=""/>
-      <w:lvlJc w:val="start"/>
+      <w:lvlJc w:val="left"/>
       <w:pPr>
         <w:tabs>
           <w:tab w:val="num" w:pos="0"/>
         </w:tabs>
-        <w:ind w:start="0" w:hanging="0"/>
+        <w:ind w:left="0" w:firstLine="0"/>
       </w:pPr>
     </w:lvl>
     <w:lvl w:ilvl="5">
@@ -491,12 +812,12 @@
       <w:numFmt w:val="none"/>
       <w:suff w:val="nothing"/>
       <w:lvlText w:val=""/>
-      <w:lvlJc w:val="start"/>
+      <w:lvlJc w:val="left"/>
       <w:pPr>
         <w:tabs>
           <w:tab w:val="num" w:pos="0"/>
         </w:tabs>
-        <w:ind w:start="0" w:hanging="0"/>
+        <w:ind w:left="0" w:firstLine="0"/>
       </w:pPr>
     </w:lvl>
     <w:lvl w:ilvl="6">
@@ -504,12 +825,12 @@
       <w:numFmt w:val="none"/>
       <w:suff w:val="nothing"/>
       <w:lvlText w:val=""/>
-      <w:lvlJc w:val="start"/>
+      <w:lvlJc w:val="left"/>
       <w:pPr>
         <w:tabs>
           <w:tab w:val="num" w:pos="0"/>
         </w:tabs>
-        <w:ind w:start="0" w:hanging="0"/>
+        <w:ind w:left="0" w:firstLine="0"/>
       </w:pPr>
     </w:lvl>
     <w:lvl w:ilvl="7">
@@ -517,12 +838,12 @@
       <w:numFmt w:val="none"/>
       <w:suff w:val="nothing"/>
       <w:lvlText w:val=""/>
-      <w:lvlJc w:val="start"/>
+      <w:lvlJc w:val="left"/>
       <w:pPr>
         <w:tabs>
           <w:tab w:val="num" w:pos="0"/>
         </w:tabs>
-        <w:ind w:start="0" w:hanging="0"/>
+        <w:ind w:left="0" w:firstLine="0"/>
       </w:pPr>
     </w:lvl>
     <w:lvl w:ilvl="8">
@@ -530,149 +851,33 @@
       <w:numFmt w:val="none"/>
       <w:suff w:val="nothing"/>
       <w:lvlText w:val=""/>
-      <w:lvlJc w:val="start"/>
+      <w:lvlJc w:val="left"/>
       <w:pPr>
         <w:tabs>
           <w:tab w:val="num" w:pos="0"/>
         </w:tabs>
-        <w:ind w:start="0" w:hanging="0"/>
+        <w:ind w:left="0" w:firstLine="0"/>
       </w:pPr>
     </w:lvl>
   </w:abstractNum>
-  <w:abstractNum w:abstractNumId="2">
-    <w:lvl w:ilvl="0">
-      <w:start w:val="1"/>
-      <w:numFmt w:val="decimal"/>
-      <w:lvlText w:val="%1."/>
-      <w:lvlJc w:val="start"/>
-      <w:pPr>
-        <w:tabs>
-          <w:tab w:val="num" w:pos="720"/>
-        </w:tabs>
-        <w:ind w:start="720" w:hanging="360"/>
-      </w:pPr>
-      <w:rPr/>
-    </w:lvl>
-    <w:lvl w:ilvl="1">
-      <w:start w:val="1"/>
-      <w:numFmt w:val="decimal"/>
-      <w:lvlText w:val="%2."/>
-      <w:lvlJc w:val="start"/>
-      <w:pPr>
-        <w:tabs>
-          <w:tab w:val="num" w:pos="1080"/>
-        </w:tabs>
-        <w:ind w:start="1080" w:hanging="360"/>
-      </w:pPr>
-      <w:rPr/>
-    </w:lvl>
-    <w:lvl w:ilvl="2">
-      <w:start w:val="1"/>
-      <w:numFmt w:val="decimal"/>
-      <w:lvlText w:val="%3."/>
-      <w:lvlJc w:val="start"/>
-      <w:pPr>
-        <w:tabs>
-          <w:tab w:val="num" w:pos="1440"/>
-        </w:tabs>
-        <w:ind w:start="1440" w:hanging="360"/>
-      </w:pPr>
-      <w:rPr/>
-    </w:lvl>
-    <w:lvl w:ilvl="3">
-      <w:start w:val="1"/>
-      <w:numFmt w:val="decimal"/>
-      <w:lvlText w:val="%4."/>
-      <w:lvlJc w:val="start"/>
-      <w:pPr>
-        <w:tabs>
-          <w:tab w:val="num" w:pos="1800"/>
-        </w:tabs>
-        <w:ind w:start="1800" w:hanging="360"/>
-      </w:pPr>
-      <w:rPr/>
-    </w:lvl>
-    <w:lvl w:ilvl="4">
-      <w:start w:val="1"/>
-      <w:numFmt w:val="decimal"/>
-      <w:lvlText w:val="%5."/>
-      <w:lvlJc w:val="start"/>
-      <w:pPr>
-        <w:tabs>
-          <w:tab w:val="num" w:pos="2160"/>
-        </w:tabs>
-        <w:ind w:start="2160" w:hanging="360"/>
-      </w:pPr>
-      <w:rPr/>
-    </w:lvl>
-    <w:lvl w:ilvl="5">
-      <w:start w:val="1"/>
-      <w:numFmt w:val="decimal"/>
-      <w:lvlText w:val="%6."/>
-      <w:lvlJc w:val="start"/>
-      <w:pPr>
-        <w:tabs>
-          <w:tab w:val="num" w:pos="2520"/>
-        </w:tabs>
-        <w:ind w:start="2520" w:hanging="360"/>
-      </w:pPr>
-      <w:rPr/>
-    </w:lvl>
-    <w:lvl w:ilvl="6">
-      <w:start w:val="1"/>
-      <w:numFmt w:val="decimal"/>
-      <w:lvlText w:val="%7."/>
-      <w:lvlJc w:val="start"/>
-      <w:pPr>
-        <w:tabs>
-          <w:tab w:val="num" w:pos="2880"/>
-        </w:tabs>
-        <w:ind w:start="2880" w:hanging="360"/>
-      </w:pPr>
-      <w:rPr/>
-    </w:lvl>
-    <w:lvl w:ilvl="7">
-      <w:start w:val="1"/>
-      <w:numFmt w:val="decimal"/>
-      <w:lvlText w:val="%8."/>
-      <w:lvlJc w:val="start"/>
-      <w:pPr>
-        <w:tabs>
-          <w:tab w:val="num" w:pos="3240"/>
-        </w:tabs>
-        <w:ind w:start="3240" w:hanging="360"/>
-      </w:pPr>
-      <w:rPr/>
-    </w:lvl>
-    <w:lvl w:ilvl="8">
-      <w:start w:val="1"/>
-      <w:numFmt w:val="decimal"/>
-      <w:lvlText w:val="%9."/>
-      <w:lvlJc w:val="start"/>
-      <w:pPr>
-        <w:tabs>
-          <w:tab w:val="num" w:pos="3600"/>
-        </w:tabs>
-        <w:ind w:start="3600" w:hanging="360"/>
-      </w:pPr>
-      <w:rPr/>
-    </w:lvl>
-  </w:abstractNum>
-  <w:num w:numId="1">
+  <w:num w:numId="1" w16cid:durableId="1951424768">
+    <w:abstractNumId w:val="2"/>
+  </w:num>
+  <w:num w:numId="2" w16cid:durableId="320087810">
     <w:abstractNumId w:val="1"/>
   </w:num>
-  <w:num w:numId="2">
-    <w:abstractNumId w:val="2"/>
+  <w:num w:numId="3" w16cid:durableId="1067411967">
+    <w:abstractNumId w:val="0"/>
   </w:num>
 </w:numbering>
 </file>
 
 <file path=word/styles.xml><?xml version="1.0" encoding="utf-8"?>
-<w:styles xmlns:w="http://schemas.openxmlformats.org/wordprocessingml/2006/main" xmlns:w14="http://schemas.microsoft.com/office/word/2010/wordml" xmlns:mc="http://schemas.openxmlformats.org/markup-compatibility/2006" mc:Ignorable="w14">
+<w:styles xmlns:mc="http://schemas.openxmlformats.org/markup-compatibility/2006" xmlns:r="http://schemas.openxmlformats.org/officeDocument/2006/relationships" xmlns:w="http://schemas.openxmlformats.org/wordprocessingml/2006/main" xmlns:w14="http://schemas.microsoft.com/office/word/2010/wordml" xmlns:w15="http://schemas.microsoft.com/office/word/2012/wordml" xmlns:w16cex="http://schemas.microsoft.com/office/word/2018/wordml/cex" xmlns:w16cid="http://schemas.microsoft.com/office/word/2016/wordml/cid" xmlns:w16="http://schemas.microsoft.com/office/word/2018/wordml" xmlns:w16du="http://schemas.microsoft.com/office/word/2023/wordml/word16du" xmlns:w16sdtdh="http://schemas.microsoft.com/office/word/2020/wordml/sdtdatahash" xmlns:w16sdtfl="http://schemas.microsoft.com/office/word/2024/wordml/sdtformatlock" xmlns:w16se="http://schemas.microsoft.com/office/word/2015/wordml/symex" mc:Ignorable="w14 w15 w16se w16cid w16 w16cex w16sdtdh w16sdtfl w16du">
   <w:docDefaults>
     <w:rPrDefault>
       <w:rPr>
-        <w:rFonts w:ascii="Liberation Serif" w:hAnsi="Liberation Serif" w:eastAsia="Noto Serif CJK SC" w:cs="FreeSans"/>
+        <w:rFonts w:ascii="Liberation Serif" w:eastAsia="Noto Serif CJK SC" w:hAnsi="Liberation Serif" w:cs="FreeSans"/>
         <w:kern w:val="2"/>
         <w:sz w:val="24"/>
         <w:szCs w:val="24"/>
@@ -681,38 +886,402 @@
     </w:rPrDefault>
     <w:pPrDefault>
       <w:pPr>
-        <w:widowControl/>
-        <w:suppressAutoHyphens w:val="true"/>
+        <w:suppressAutoHyphens/>
       </w:pPr>
     </w:pPrDefault>
   </w:docDefaults>
-  <w:style w:type="paragraph" w:styleId="Normal">
+  <w:latentStyles w:defLockedState="0" w:defUIPriority="99" w:defSemiHidden="0" w:defUnhideWhenUsed="0" w:defQFormat="0" w:count="376">
+    <w:lsdException w:name="Normal" w:uiPriority="0" w:qFormat="1"/>
+    <w:lsdException w:name="heading 1" w:uiPriority="9" w:qFormat="1"/>
+    <w:lsdException w:name="heading 2" w:semiHidden="1" w:uiPriority="9" w:unhideWhenUsed="1" w:qFormat="1"/>
+    <w:lsdException w:name="heading 3" w:semiHidden="1" w:uiPriority="9" w:unhideWhenUsed="1" w:qFormat="1"/>
+    <w:lsdException w:name="heading 4" w:semiHidden="1" w:uiPriority="9" w:unhideWhenUsed="1" w:qFormat="1"/>
+    <w:lsdException w:name="heading 5" w:semiHidden="1" w:uiPriority="9" w:unhideWhenUsed="1" w:qFormat="1"/>
+    <w:lsdException w:name="heading 6" w:semiHidden="1" w:uiPriority="9" w:unhideWhenUsed="1" w:qFormat="1"/>
+    <w:lsdException w:name="heading 7" w:semiHidden="1" w:uiPriority="9" w:unhideWhenUsed="1" w:qFormat="1"/>
+    <w:lsdException w:name="heading 8" w:semiHidden="1" w:uiPriority="9" w:unhideWhenUsed="1" w:qFormat="1"/>
+    <w:lsdException w:name="heading 9" w:semiHidden="1" w:uiPriority="9" w:unhideWhenUsed="1" w:qFormat="1"/>
+    <w:lsdException w:name="index 1" w:semiHidden="1" w:unhideWhenUsed="1"/>
+    <w:lsdException w:name="index 2" w:semiHidden="1" w:unhideWhenUsed="1"/>
+    <w:lsdException w:name="index 3" w:semiHidden="1" w:unhideWhenUsed="1"/>
+    <w:lsdException w:name="index 4" w:semiHidden="1" w:unhideWhenUsed="1"/>
+    <w:lsdException w:name="index 5" w:semiHidden="1" w:unhideWhenUsed="1"/>
+    <w:lsdException w:name="index 6" w:semiHidden="1" w:unhideWhenUsed="1"/>
+    <w:lsdException w:name="index 7" w:semiHidden="1" w:unhideWhenUsed="1"/>
+    <w:lsdException w:name="index 8" w:semiHidden="1" w:unhideWhenUsed="1"/>
+    <w:lsdException w:name="index 9" w:semiHidden="1" w:unhideWhenUsed="1"/>
+    <w:lsdException w:name="toc 1" w:semiHidden="1" w:uiPriority="39" w:unhideWhenUsed="1"/>
+    <w:lsdException w:name="toc 2" w:semiHidden="1" w:uiPriority="39" w:unhideWhenUsed="1"/>
+    <w:lsdException w:name="toc 3" w:semiHidden="1" w:uiPriority="39" w:unhideWhenUsed="1"/>
+    <w:lsdException w:name="toc 4" w:semiHidden="1" w:uiPriority="39" w:unhideWhenUsed="1"/>
+    <w:lsdException w:name="toc 5" w:semiHidden="1" w:uiPriority="39" w:unhideWhenUsed="1"/>
+    <w:lsdException w:name="toc 6" w:semiHidden="1" w:uiPriority="39" w:unhideWhenUsed="1"/>
+    <w:lsdException w:name="toc 7" w:semiHidden="1" w:uiPriority="39" w:unhideWhenUsed="1"/>
+    <w:lsdException w:name="toc 8" w:semiHidden="1" w:uiPriority="39" w:unhideWhenUsed="1"/>
+    <w:lsdException w:name="toc 9" w:semiHidden="1" w:uiPriority="39" w:unhideWhenUsed="1"/>
+    <w:lsdException w:name="Normal Indent" w:semiHidden="1" w:unhideWhenUsed="1"/>
+    <w:lsdException w:name="footnote text" w:semiHidden="1" w:unhideWhenUsed="1"/>
+    <w:lsdException w:name="annotation text" w:semiHidden="1" w:unhideWhenUsed="1"/>
+    <w:lsdException w:name="header" w:semiHidden="1" w:unhideWhenUsed="1"/>
+    <w:lsdException w:name="footer" w:semiHidden="1" w:unhideWhenUsed="1"/>
+    <w:lsdException w:name="index heading" w:semiHidden="1" w:unhideWhenUsed="1"/>
+    <w:lsdException w:name="caption" w:semiHidden="1" w:uiPriority="35" w:unhideWhenUsed="1" w:qFormat="1"/>
+    <w:lsdException w:name="table of figures" w:semiHidden="1" w:unhideWhenUsed="1"/>
+    <w:lsdException w:name="envelope address" w:semiHidden="1" w:unhideWhenUsed="1"/>
+    <w:lsdException w:name="envelope return" w:semiHidden="1" w:unhideWhenUsed="1"/>
+    <w:lsdException w:name="footnote reference" w:semiHidden="1" w:unhideWhenUsed="1"/>
+    <w:lsdException w:name="annotation reference" w:semiHidden="1" w:unhideWhenUsed="1"/>
+    <w:lsdException w:name="line number" w:semiHidden="1" w:unhideWhenUsed="1"/>
+    <w:lsdException w:name="page number" w:semiHidden="1" w:unhideWhenUsed="1"/>
+    <w:lsdException w:name="endnote reference" w:semiHidden="1" w:unhideWhenUsed="1"/>
+    <w:lsdException w:name="endnote text" w:semiHidden="1" w:unhideWhenUsed="1"/>
+    <w:lsdException w:name="table of authorities" w:semiHidden="1" w:unhideWhenUsed="1"/>
+    <w:lsdException w:name="macro" w:semiHidden="1" w:unhideWhenUsed="1"/>
+    <w:lsdException w:name="toa heading" w:semiHidden="1" w:unhideWhenUsed="1"/>
+    <w:lsdException w:name="List" w:semiHidden="1" w:unhideWhenUsed="1"/>
+    <w:lsdException w:name="List Bullet" w:semiHidden="1" w:unhideWhenUsed="1"/>
+    <w:lsdException w:name="List Number" w:semiHidden="1" w:unhideWhenUsed="1"/>
+    <w:lsdException w:name="List 2" w:semiHidden="1" w:unhideWhenUsed="1"/>
+    <w:lsdException w:name="List 3" w:semiHidden="1" w:unhideWhenUsed="1"/>
+    <w:lsdException w:name="List 4" w:semiHidden="1" w:unhideWhenUsed="1"/>
+    <w:lsdException w:name="List 5" w:semiHidden="1" w:unhideWhenUsed="1"/>
+    <w:lsdException w:name="List Bullet 2" w:semiHidden="1" w:unhideWhenUsed="1"/>
+    <w:lsdException w:name="List Bullet 3" w:semiHidden="1" w:unhideWhenUsed="1"/>
+    <w:lsdException w:name="List Bullet 4" w:semiHidden="1" w:unhideWhenUsed="1"/>
+    <w:lsdException w:name="List Bullet 5" w:semiHidden="1" w:unhideWhenUsed="1"/>
+    <w:lsdException w:name="List Number 2" w:semiHidden="1" w:unhideWhenUsed="1"/>
+    <w:lsdException w:name="List Number 3" w:semiHidden="1" w:unhideWhenUsed="1"/>
+    <w:lsdException w:name="List Number 4" w:semiHidden="1" w:unhideWhenUsed="1"/>
+    <w:lsdException w:name="List Number 5" w:semiHidden="1" w:unhideWhenUsed="1"/>
+    <w:lsdException w:name="Title" w:uiPriority="10" w:qFormat="1"/>
+    <w:lsdException w:name="Closing" w:semiHidden="1" w:unhideWhenUsed="1"/>
+    <w:lsdException w:name="Signature" w:semiHidden="1" w:unhideWhenUsed="1"/>
+    <w:lsdException w:name="Default Paragraph Font" w:semiHidden="1" w:uiPriority="1" w:unhideWhenUsed="1"/>
+    <w:lsdException w:name="Body Text" w:semiHidden="1" w:unhideWhenUsed="1"/>
+    <w:lsdException w:name="Body Text Indent" w:semiHidden="1" w:unhideWhenUsed="1"/>
+    <w:lsdException w:name="List Continue" w:semiHidden="1" w:unhideWhenUsed="1"/>
+    <w:lsdException w:name="List Continue 2" w:semiHidden="1" w:unhideWhenUsed="1"/>
+    <w:lsdException w:name="List Continue 3" w:semiHidden="1" w:unhideWhenUsed="1"/>
+    <w:lsdException w:name="List Continue 4" w:semiHidden="1" w:unhideWhenUsed="1"/>
+    <w:lsdException w:name="List Continue 5" w:semiHidden="1" w:unhideWhenUsed="1"/>
+    <w:lsdException w:name="Message Header" w:semiHidden="1" w:unhideWhenUsed="1"/>
+    <w:lsdException w:name="Subtitle" w:uiPriority="11" w:qFormat="1"/>
+    <w:lsdException w:name="Salutation" w:semiHidden="1" w:unhideWhenUsed="1"/>
+    <w:lsdException w:name="Date" w:semiHidden="1" w:unhideWhenUsed="1"/>
+    <w:lsdException w:name="Body Text First Indent" w:semiHidden="1" w:unhideWhenUsed="1"/>
+    <w:lsdException w:name="Body Text First Indent 2" w:semiHidden="1" w:unhideWhenUsed="1"/>
+    <w:lsdException w:name="Note Heading" w:semiHidden="1" w:unhideWhenUsed="1"/>
+    <w:lsdException w:name="Body Text 2" w:semiHidden="1" w:unhideWhenUsed="1"/>
+    <w:lsdException w:name="Body Text 3" w:semiHidden="1" w:unhideWhenUsed="1"/>
+    <w:lsdException w:name="Body Text Indent 2" w:semiHidden="1" w:unhideWhenUsed="1"/>
+    <w:lsdException w:name="Body Text Indent 3" w:semiHidden="1" w:unhideWhenUsed="1"/>
+    <w:lsdException w:name="Block Text" w:semiHidden="1" w:unhideWhenUsed="1"/>
+    <w:lsdException w:name="Hyperlink" w:semiHidden="1" w:unhideWhenUsed="1"/>
+    <w:lsdException w:name="FollowedHyperlink" w:semiHidden="1" w:unhideWhenUsed="1"/>
+    <w:lsdException w:name="Strong" w:uiPriority="22" w:qFormat="1"/>
+    <w:lsdException w:name="Emphasis" w:uiPriority="20" w:qFormat="1"/>
+    <w:lsdException w:name="Document Map" w:semiHidden="1" w:unhideWhenUsed="1"/>
+    <w:lsdException w:name="Plain Text" w:semiHidden="1" w:unhideWhenUsed="1"/>
+    <w:lsdException w:name="E-mail Signature" w:semiHidden="1" w:unhideWhenUsed="1"/>
+    <w:lsdException w:name="HTML Top of Form" w:semiHidden="1" w:unhideWhenUsed="1"/>
+    <w:lsdException w:name="HTML Bottom of Form" w:semiHidden="1" w:unhideWhenUsed="1"/>
+    <w:lsdException w:name="Normal (Web)" w:semiHidden="1" w:unhideWhenUsed="1"/>
+    <w:lsdException w:name="HTML Acronym" w:semiHidden="1" w:unhideWhenUsed="1"/>
+    <w:lsdException w:name="HTML Address" w:semiHidden="1" w:unhideWhenUsed="1"/>
+    <w:lsdException w:name="HTML Cite" w:semiHidden="1" w:unhideWhenUsed="1"/>
+    <w:lsdException w:name="HTML Code" w:semiHidden="1" w:unhideWhenUsed="1"/>
+    <w:lsdException w:name="HTML Definition" w:semiHidden="1" w:unhideWhenUsed="1"/>
+    <w:lsdException w:name="HTML Keyboard" w:semiHidden="1" w:unhideWhenUsed="1"/>
+    <w:lsdException w:name="HTML Preformatted" w:semiHidden="1" w:unhideWhenUsed="1"/>
+    <w:lsdException w:name="HTML Sample" w:semiHidden="1" w:unhideWhenUsed="1"/>
+    <w:lsdException w:name="HTML Typewriter" w:semiHidden="1" w:unhideWhenUsed="1"/>
+    <w:lsdException w:name="HTML Variable" w:semiHidden="1" w:unhideWhenUsed="1"/>
+    <w:lsdException w:name="Normal Table" w:semiHidden="1" w:unhideWhenUsed="1"/>
+    <w:lsdException w:name="annotation subject" w:semiHidden="1" w:unhideWhenUsed="1"/>
+    <w:lsdException w:name="No List" w:semiHidden="1" w:unhideWhenUsed="1"/>
+    <w:lsdException w:name="Outline List 1" w:semiHidden="1" w:unhideWhenUsed="1"/>
+    <w:lsdException w:name="Outline List 2" w:semiHidden="1" w:unhideWhenUsed="1"/>
+    <w:lsdException w:name="Outline List 3" w:semiHidden="1" w:unhideWhenUsed="1"/>
+    <w:lsdException w:name="Table Simple 1" w:semiHidden="1" w:unhideWhenUsed="1"/>
+    <w:lsdException w:name="Table Simple 2" w:semiHidden="1" w:unhideWhenUsed="1"/>
+    <w:lsdException w:name="Table Simple 3" w:semiHidden="1" w:unhideWhenUsed="1"/>
+    <w:lsdException w:name="Table Classic 1" w:semiHidden="1" w:unhideWhenUsed="1"/>
+    <w:lsdException w:name="Table Classic 2" w:semiHidden="1" w:unhideWhenUsed="1"/>
+    <w:lsdException w:name="Table Classic 3" w:semiHidden="1" w:unhideWhenUsed="1"/>
+    <w:lsdException w:name="Table Classic 4" w:semiHidden="1" w:unhideWhenUsed="1"/>
+    <w:lsdException w:name="Table Colorful 1" w:semiHidden="1" w:unhideWhenUsed="1"/>
+    <w:lsdException w:name="Table Colorful 2" w:semiHidden="1" w:unhideWhenUsed="1"/>
+    <w:lsdException w:name="Table Colorful 3" w:semiHidden="1" w:unhideWhenUsed="1"/>
+    <w:lsdException w:name="Table Columns 1" w:semiHidden="1" w:unhideWhenUsed="1"/>
+    <w:lsdException w:name="Table Columns 2" w:semiHidden="1" w:unhideWhenUsed="1"/>
+    <w:lsdException w:name="Table Columns 3" w:semiHidden="1" w:unhideWhenUsed="1"/>
+    <w:lsdException w:name="Table Columns 4" w:semiHidden="1" w:unhideWhenUsed="1"/>
+    <w:lsdException w:name="Table Columns 5" w:semiHidden="1" w:unhideWhenUsed="1"/>
+    <w:lsdException w:name="Table Grid 1" w:semiHidden="1" w:unhideWhenUsed="1"/>
+    <w:lsdException w:name="Table Grid 2" w:semiHidden="1" w:unhideWhenUsed="1"/>
+    <w:lsdException w:name="Table Grid 3" w:semiHidden="1" w:unhideWhenUsed="1"/>
+    <w:lsdException w:name="Table Grid 4" w:semiHidden="1" w:unhideWhenUsed="1"/>
+    <w:lsdException w:name="Table Grid 5" w:semiHidden="1" w:unhideWhenUsed="1"/>
+    <w:lsdException w:name="Table Grid 6" w:semiHidden="1" w:unhideWhenUsed="1"/>
+    <w:lsdException w:name="Table Grid 7" w:semiHidden="1" w:unhideWhenUsed="1"/>
+    <w:lsdException w:name="Table Grid 8" w:semiHidden="1" w:unhideWhenUsed="1"/>
+    <w:lsdException w:name="Table List 1" w:semiHidden="1" w:unhideWhenUsed="1"/>
+    <w:lsdException w:name="Table List 2" w:semiHidden="1" w:unhideWhenUsed="1"/>
+    <w:lsdException w:name="Table List 3" w:semiHidden="1" w:unhideWhenUsed="1"/>
+    <w:lsdException w:name="Table List 4" w:semiHidden="1" w:unhideWhenUsed="1"/>
+    <w:lsdException w:name="Table List 5" w:semiHidden="1" w:unhideWhenUsed="1"/>
+    <w:lsdException w:name="Table List 6" w:semiHidden="1" w:unhideWhenUsed="1"/>
+    <w:lsdException w:name="Table List 7" w:semiHidden="1" w:unhideWhenUsed="1"/>
+    <w:lsdException w:name="Table List 8" w:semiHidden="1" w:unhideWhenUsed="1"/>
+    <w:lsdException w:name="Table 3D effects 1" w:semiHidden="1" w:unhideWhenUsed="1"/>
+    <w:lsdException w:name="Table 3D effects 2" w:semiHidden="1" w:unhideWhenUsed="1"/>
+    <w:lsdException w:name="Table 3D effects 3" w:semiHidden="1" w:unhideWhenUsed="1"/>
+    <w:lsdException w:name="Table Contemporary" w:semiHidden="1" w:unhideWhenUsed="1"/>
+    <w:lsdException w:name="Table Elegant" w:semiHidden="1" w:unhideWhenUsed="1"/>
+    <w:lsdException w:name="Table Professional" w:semiHidden="1" w:unhideWhenUsed="1"/>
+    <w:lsdException w:name="Table Subtle 1" w:semiHidden="1" w:unhideWhenUsed="1"/>
+    <w:lsdException w:name="Table Subtle 2" w:semiHidden="1" w:unhideWhenUsed="1"/>
+    <w:lsdException w:name="Table Web 1" w:semiHidden="1" w:unhideWhenUsed="1"/>
+    <w:lsdException w:name="Table Web 2" w:semiHidden="1" w:unhideWhenUsed="1"/>
+    <w:lsdException w:name="Table Web 3" w:semiHidden="1" w:unhideWhenUsed="1"/>
+    <w:lsdException w:name="Balloon Text" w:semiHidden="1" w:unhideWhenUsed="1"/>
+    <w:lsdException w:name="Table Grid" w:uiPriority="39"/>
+    <w:lsdException w:name="Table Theme" w:semiHidden="1" w:unhideWhenUsed="1"/>
+    <w:lsdException w:name="Placeholder Text" w:semiHidden="1"/>
+    <w:lsdException w:name="No Spacing" w:uiPriority="1" w:qFormat="1"/>
+    <w:lsdException w:name="Light Shading" w:uiPriority="60"/>
+    <w:lsdException w:name="Light List" w:uiPriority="61"/>
+    <w:lsdException w:name="Light Grid" w:uiPriority="62"/>
+    <w:lsdException w:name="Medium Shading 1" w:uiPriority="63"/>
+    <w:lsdException w:name="Medium Shading 2" w:uiPriority="64"/>
+    <w:lsdException w:name="Medium List 1" w:uiPriority="65"/>
+    <w:lsdException w:name="Medium List 2" w:uiPriority="66"/>
+    <w:lsdException w:name="Medium Grid 1" w:uiPriority="67"/>
+    <w:lsdException w:name="Medium Grid 2" w:uiPriority="68"/>
+    <w:lsdException w:name="Medium Grid 3" w:uiPriority="69"/>
+    <w:lsdException w:name="Dark List" w:uiPriority="70"/>
+    <w:lsdException w:name="Colorful Shading" w:uiPriority="71"/>
+    <w:lsdException w:name="Colorful List" w:uiPriority="72"/>
+    <w:lsdException w:name="Colorful Grid" w:uiPriority="73"/>
+    <w:lsdException w:name="Light Shading Accent 1" w:uiPriority="60"/>
+    <w:lsdException w:name="Light List Accent 1" w:uiPriority="61"/>
+    <w:lsdException w:name="Light Grid Accent 1" w:uiPriority="62"/>
+    <w:lsdException w:name="Medium Shading 1 Accent 1" w:uiPriority="63"/>
+    <w:lsdException w:name="Medium Shading 2 Accent 1" w:uiPriority="64"/>
+    <w:lsdException w:name="Medium List 1 Accent 1" w:uiPriority="65"/>
+    <w:lsdException w:name="Revision" w:semiHidden="1"/>
+    <w:lsdException w:name="List Paragraph" w:uiPriority="34" w:qFormat="1"/>
+    <w:lsdException w:name="Quote" w:uiPriority="29" w:qFormat="1"/>
+    <w:lsdException w:name="Intense Quote" w:uiPriority="30" w:qFormat="1"/>
+    <w:lsdException w:name="Medium List 2 Accent 1" w:uiPriority="66"/>
+    <w:lsdException w:name="Medium Grid 1 Accent 1" w:uiPriority="67"/>
+    <w:lsdException w:name="Medium Grid 2 Accent 1" w:uiPriority="68"/>
+    <w:lsdException w:name="Medium Grid 3 Accent 1" w:uiPriority="69"/>
+    <w:lsdException w:name="Dark List Accent 1" w:uiPriority="70"/>
+    <w:lsdException w:name="Colorful Shading Accent 1" w:uiPriority="71"/>
+    <w:lsdException w:name="Colorful List Accent 1" w:uiPriority="72"/>
+    <w:lsdException w:name="Colorful Grid Accent 1" w:uiPriority="73"/>
+    <w:lsdException w:name="Light Shading Accent 2" w:uiPriority="60"/>
+    <w:lsdException w:name="Light List Accent 2" w:uiPriority="61"/>
+    <w:lsdException w:name="Light Grid Accent 2" w:uiPriority="62"/>
+    <w:lsdException w:name="Medium Shading 1 Accent 2" w:uiPriority="63"/>
+    <w:lsdException w:name="Medium Shading 2 Accent 2" w:uiPriority="64"/>
+    <w:lsdException w:name="Medium List 1 Accent 2" w:uiPriority="65"/>
+    <w:lsdException w:name="Medium List 2 Accent 2" w:uiPriority="66"/>
+    <w:lsdException w:name="Medium Grid 1 Accent 2" w:uiPriority="67"/>
+    <w:lsdException w:name="Medium Grid 2 Accent 2" w:uiPriority="68"/>
+    <w:lsdException w:name="Medium Grid 3 Accent 2" w:uiPriority="69"/>
+    <w:lsdException w:name="Dark List Accent 2" w:uiPriority="70"/>
+    <w:lsdException w:name="Colorful Shading Accent 2" w:uiPriority="71"/>
+    <w:lsdException w:name="Colorful List Accent 2" w:uiPriority="72"/>
+    <w:lsdException w:name="Colorful Grid Accent 2" w:uiPriority="73"/>
+    <w:lsdException w:name="Light Shading Accent 3" w:uiPriority="60"/>
+    <w:lsdException w:name="Light List Accent 3" w:uiPriority="61"/>
+    <w:lsdException w:name="Light Grid Accent 3" w:uiPriority="62"/>
+    <w:lsdException w:name="Medium Shading 1 Accent 3" w:uiPriority="63"/>
+    <w:lsdException w:name="Medium Shading 2 Accent 3" w:uiPriority="64"/>
+    <w:lsdException w:name="Medium List 1 Accent 3" w:uiPriority="65"/>
+    <w:lsdException w:name="Medium List 2 Accent 3" w:uiPriority="66"/>
+    <w:lsdException w:name="Medium Grid 1 Accent 3" w:uiPriority="67"/>
+    <w:lsdException w:name="Medium Grid 2 Accent 3" w:uiPriority="68"/>
+    <w:lsdException w:name="Medium Grid 3 Accent 3" w:uiPriority="69"/>
+    <w:lsdException w:name="Dark List Accent 3" w:uiPriority="70"/>
+    <w:lsdException w:name="Colorful Shading Accent 3" w:uiPriority="71"/>
+    <w:lsdException w:name="Colorful List Accent 3" w:uiPriority="72"/>
+    <w:lsdException w:name="Colorful Grid Accent 3" w:uiPriority="73"/>
+    <w:lsdException w:name="Light Shading Accent 4" w:uiPriority="60"/>
+    <w:lsdException w:name="Light List Accent 4" w:uiPriority="61"/>
+    <w:lsdException w:name="Light Grid Accent 4" w:uiPriority="62"/>
+    <w:lsdException w:name="Medium Shading 1 Accent 4" w:uiPriority="63"/>
+    <w:lsdException w:name="Medium Shading 2 Accent 4" w:uiPriority="64"/>
+    <w:lsdException w:name="Medium List 1 Accent 4" w:uiPriority="65"/>
+    <w:lsdException w:name="Medium List 2 Accent 4" w:uiPriority="66"/>
+    <w:lsdException w:name="Medium Grid 1 Accent 4" w:uiPriority="67"/>
+    <w:lsdException w:name="Medium Grid 2 Accent 4" w:uiPriority="68"/>
+    <w:lsdException w:name="Medium Grid 3 Accent 4" w:uiPriority="69"/>
+    <w:lsdException w:name="Dark List Accent 4" w:uiPriority="70"/>
+    <w:lsdException w:name="Colorful Shading Accent 4" w:uiPriority="71"/>
+    <w:lsdException w:name="Colorful List Accent 4" w:uiPriority="72"/>
+    <w:lsdException w:name="Colorful Grid Accent 4" w:uiPriority="73"/>
+    <w:lsdException w:name="Light Shading Accent 5" w:uiPriority="60"/>
+    <w:lsdException w:name="Light List Accent 5" w:uiPriority="61"/>
+    <w:lsdException w:name="Light Grid Accent 5" w:uiPriority="62"/>
+    <w:lsdException w:name="Medium Shading 1 Accent 5" w:uiPriority="63"/>
+    <w:lsdException w:name="Medium Shading 2 Accent 5" w:uiPriority="64"/>
+    <w:lsdException w:name="Medium List 1 Accent 5" w:uiPriority="65"/>
+    <w:lsdException w:name="Medium List 2 Accent 5" w:uiPriority="66"/>
+    <w:lsdException w:name="Medium Grid 1 Accent 5" w:uiPriority="67"/>
+    <w:lsdException w:name="Medium Grid 2 Accent 5" w:uiPriority="68"/>
+    <w:lsdException w:name="Medium Grid 3 Accent 5" w:uiPriority="69"/>
+    <w:lsdException w:name="Dark List Accent 5" w:uiPriority="70"/>
+    <w:lsdException w:name="Colorful Shading Accent 5" w:uiPriority="71"/>
+    <w:lsdException w:name="Colorful List Accent 5" w:uiPriority="72"/>
+    <w:lsdException w:name="Colorful Grid Accent 5" w:uiPriority="73"/>
+    <w:lsdException w:name="Light Shading Accent 6" w:uiPriority="60"/>
+    <w:lsdException w:name="Light List Accent 6" w:uiPriority="61"/>
+    <w:lsdException w:name="Light Grid Accent 6" w:uiPriority="62"/>
+    <w:lsdException w:name="Medium Shading 1 Accent 6" w:uiPriority="63"/>
+    <w:lsdException w:name="Medium Shading 2 Accent 6" w:uiPriority="64"/>
+    <w:lsdException w:name="Medium List 1 Accent 6" w:uiPriority="65"/>
+    <w:lsdException w:name="Medium List 2 Accent 6" w:uiPriority="66"/>
+    <w:lsdException w:name="Medium Grid 1 Accent 6" w:uiPriority="67"/>
+    <w:lsdException w:name="Medium Grid 2 Accent 6" w:uiPriority="68"/>
+    <w:lsdException w:name="Medium Grid 3 Accent 6" w:uiPriority="69"/>
+    <w:lsdException w:name="Dark List Accent 6" w:uiPriority="70"/>
+    <w:lsdException w:name="Colorful Shading Accent 6" w:uiPriority="71"/>
+    <w:lsdException w:name="Colorful List Accent 6" w:uiPriority="72"/>
+    <w:lsdException w:name="Colorful Grid Accent 6" w:uiPriority="73"/>
+    <w:lsdException w:name="Subtle Emphasis" w:uiPriority="19" w:qFormat="1"/>
+    <w:lsdException w:name="Intense Emphasis" w:uiPriority="21" w:qFormat="1"/>
+    <w:lsdException w:name="Subtle Reference" w:uiPriority="31" w:qFormat="1"/>
+    <w:lsdException w:name="Intense Reference" w:uiPriority="32" w:qFormat="1"/>
+    <w:lsdException w:name="Book Title" w:uiPriority="33" w:qFormat="1"/>
+    <w:lsdException w:name="Bibliography" w:semiHidden="1" w:uiPriority="37" w:unhideWhenUsed="1"/>
+    <w:lsdException w:name="TOC Heading" w:semiHidden="1" w:uiPriority="39" w:unhideWhenUsed="1" w:qFormat="1"/>
+    <w:lsdException w:name="Plain Table 1" w:uiPriority="41"/>
+    <w:lsdException w:name="Plain Table 2" w:uiPriority="42"/>
+    <w:lsdException w:name="Plain Table 3" w:uiPriority="43"/>
+    <w:lsdException w:name="Plain Table 4" w:uiPriority="44"/>
+    <w:lsdException w:name="Plain Table 5" w:uiPriority="45"/>
+    <w:lsdException w:name="Grid Table Light" w:uiPriority="40"/>
+    <w:lsdException w:name="Grid Table 1 Light" w:uiPriority="46"/>
+    <w:lsdException w:name="Grid Table 2" w:uiPriority="47"/>
+    <w:lsdException w:name="Grid Table 3" w:uiPriority="48"/>
+    <w:lsdException w:name="Grid Table 4" w:uiPriority="49"/>
+    <w:lsdException w:name="Grid Table 5 Dark" w:uiPriority="50"/>
+    <w:lsdException w:name="Grid Table 6 Colorful" w:uiPriority="51"/>
+    <w:lsdException w:name="Grid Table 7 Colorful" w:uiPriority="52"/>
+    <w:lsdException w:name="Grid Table 1 Light Accent 1" w:uiPriority="46"/>
+    <w:lsdException w:name="Grid Table 2 Accent 1" w:uiPriority="47"/>
+    <w:lsdException w:name="Grid Table 3 Accent 1" w:uiPriority="48"/>
+    <w:lsdException w:name="Grid Table 4 Accent 1" w:uiPriority="49"/>
+    <w:lsdException w:name="Grid Table 5 Dark Accent 1" w:uiPriority="50"/>
+    <w:lsdException w:name="Grid Table 6 Colorful Accent 1" w:uiPriority="51"/>
+    <w:lsdException w:name="Grid Table 7 Colorful Accent 1" w:uiPriority="52"/>
+    <w:lsdException w:name="Grid Table 1 Light Accent 2" w:uiPriority="46"/>
+    <w:lsdException w:name="Grid Table 2 Accent 2" w:uiPriority="47"/>
+    <w:lsdException w:name="Grid Table 3 Accent 2" w:uiPriority="48"/>
+    <w:lsdException w:name="Grid Table 4 Accent 2" w:uiPriority="49"/>
+    <w:lsdException w:name="Grid Table 5 Dark Accent 2" w:uiPriority="50"/>
+    <w:lsdException w:name="Grid Table 6 Colorful Accent 2" w:uiPriority="51"/>
+    <w:lsdException w:name="Grid Table 7 Colorful Accent 2" w:uiPriority="52"/>
+    <w:lsdException w:name="Grid Table 1 Light Accent 3" w:uiPriority="46"/>
+    <w:lsdException w:name="Grid Table 2 Accent 3" w:uiPriority="47"/>
+    <w:lsdException w:name="Grid Table 3 Accent 3" w:uiPriority="48"/>
+    <w:lsdException w:name="Grid Table 4 Accent 3" w:uiPriority="49"/>
+    <w:lsdException w:name="Grid Table 5 Dark Accent 3" w:uiPriority="50"/>
+    <w:lsdException w:name="Grid Table 6 Colorful Accent 3" w:uiPriority="51"/>
+    <w:lsdException w:name="Grid Table 7 Colorful Accent 3" w:uiPriority="52"/>
+    <w:lsdException w:name="Grid Table 1 Light Accent 4" w:uiPriority="46"/>
+    <w:lsdException w:name="Grid Table 2 Accent 4" w:uiPriority="47"/>
+    <w:lsdException w:name="Grid Table 3 Accent 4" w:uiPriority="48"/>
+    <w:lsdException w:name="Grid Table 4 Accent 4" w:uiPriority="49"/>
+    <w:lsdException w:name="Grid Table 5 Dark Accent 4" w:uiPriority="50"/>
+    <w:lsdException w:name="Grid Table 6 Colorful Accent 4" w:uiPriority="51"/>
+    <w:lsdException w:name="Grid Table 7 Colorful Accent 4" w:uiPriority="52"/>
+    <w:lsdException w:name="Grid Table 1 Light Accent 5" w:uiPriority="46"/>
+    <w:lsdException w:name="Grid Table 2 Accent 5" w:uiPriority="47"/>
+    <w:lsdException w:name="Grid Table 3 Accent 5" w:uiPriority="48"/>
+    <w:lsdException w:name="Grid Table 4 Accent 5" w:uiPriority="49"/>
+    <w:lsdException w:name="Grid Table 5 Dark Accent 5" w:uiPriority="50"/>
+    <w:lsdException w:name="Grid Table 6 Colorful Accent 5" w:uiPriority="51"/>
+    <w:lsdException w:name="Grid Table 7 Colorful Accent 5" w:uiPriority="52"/>
+    <w:lsdException w:name="Grid Table 1 Light Accent 6" w:uiPriority="46"/>
+    <w:lsdException w:name="Grid Table 2 Accent 6" w:uiPriority="47"/>
+    <w:lsdException w:name="Grid Table 3 Accent 6" w:uiPriority="48"/>
+    <w:lsdException w:name="Grid Table 4 Accent 6" w:uiPriority="49"/>
+    <w:lsdException w:name="Grid Table 5 Dark Accent 6" w:uiPriority="50"/>
+    <w:lsdException w:name="Grid Table 6 Colorful Accent 6" w:uiPriority="51"/>
+    <w:lsdException w:name="Grid Table 7 Colorful Accent 6" w:uiPriority="52"/>
+    <w:lsdException w:name="List Table 1 Light" w:uiPriority="46"/>
+    <w:lsdException w:name="List Table 2" w:uiPriority="47"/>
+    <w:lsdException w:name="List Table 3" w:uiPriority="48"/>
+    <w:lsdException w:name="List Table 4" w:uiPriority="49"/>
+    <w:lsdException w:name="List Table 5 Dark" w:uiPriority="50"/>
+    <w:lsdException w:name="List Table 6 Colorful" w:uiPriority="51"/>
+    <w:lsdException w:name="List Table 7 Colorful" w:uiPriority="52"/>
+    <w:lsdException w:name="List Table 1 Light Accent 1" w:uiPriority="46"/>
+    <w:lsdException w:name="List Table 2 Accent 1" w:uiPriority="47"/>
+    <w:lsdException w:name="List Table 3 Accent 1" w:uiPriority="48"/>
+    <w:lsdException w:name="List Table 4 Accent 1" w:uiPriority="49"/>
+    <w:lsdException w:name="List Table 5 Dark Accent 1" w:uiPriority="50"/>
+    <w:lsdException w:name="List Table 6 Colorful Accent 1" w:uiPriority="51"/>
+    <w:lsdException w:name="List Table 7 Colorful Accent 1" w:uiPriority="52"/>
+    <w:lsdException w:name="List Table 1 Light Accent 2" w:uiPriority="46"/>
+    <w:lsdException w:name="List Table 2 Accent 2" w:uiPriority="47"/>
+    <w:lsdException w:name="List Table 3 Accent 2" w:uiPriority="48"/>
+    <w:lsdException w:name="List Table 4 Accent 2" w:uiPriority="49"/>
+    <w:lsdException w:name="List Table 5 Dark Accent 2" w:uiPriority="50"/>
+    <w:lsdException w:name="List Table 6 Colorful Accent 2" w:uiPriority="51"/>
+    <w:lsdException w:name="List Table 7 Colorful Accent 2" w:uiPriority="52"/>
+    <w:lsdException w:name="List Table 1 Light Accent 3" w:uiPriority="46"/>
+    <w:lsdException w:name="List Table 2 Accent 3" w:uiPriority="47"/>
+    <w:lsdException w:name="List Table 3 Accent 3" w:uiPriority="48"/>
+    <w:lsdException w:name="List Table 4 Accent 3" w:uiPriority="49"/>
+    <w:lsdException w:name="List Table 5 Dark Accent 3" w:uiPriority="50"/>
+    <w:lsdException w:name="List Table 6 Colorful Accent 3" w:uiPriority="51"/>
+    <w:lsdException w:name="List Table 7 Colorful Accent 3" w:uiPriority="52"/>
+    <w:lsdException w:name="List Table 1 Light Accent 4" w:uiPriority="46"/>
+    <w:lsdException w:name="List Table 2 Accent 4" w:uiPriority="47"/>
+    <w:lsdException w:name="List Table 3 Accent 4" w:uiPriority="48"/>
+    <w:lsdException w:name="List Table 4 Accent 4" w:uiPriority="49"/>
+    <w:lsdException w:name="List Table 5 Dark Accent 4" w:uiPriority="50"/>
+    <w:lsdException w:name="List Table 6 Colorful Accent 4" w:uiPriority="51"/>
+    <w:lsdException w:name="List Table 7 Colorful Accent 4" w:uiPriority="52"/>
+    <w:lsdException w:name="List Table 1 Light Accent 5" w:uiPriority="46"/>
+    <w:lsdException w:name="List Table 2 Accent 5" w:uiPriority="47"/>
+    <w:lsdException w:name="List Table 3 Accent 5" w:uiPriority="48"/>
+    <w:lsdException w:name="List Table 4 Accent 5" w:uiPriority="49"/>
+    <w:lsdException w:name="List Table 5 Dark Accent 5" w:uiPriority="50"/>
+    <w:lsdException w:name="List Table 6 Colorful Accent 5" w:uiPriority="51"/>
+    <w:lsdException w:name="List Table 7 Colorful Accent 5" w:uiPriority="52"/>
+    <w:lsdException w:name="List Table 1 Light Accent 6" w:uiPriority="46"/>
+    <w:lsdException w:name="List Table 2 Accent 6" w:uiPriority="47"/>
+    <w:lsdException w:name="List Table 3 Accent 6" w:uiPriority="48"/>
+    <w:lsdException w:name="List Table 4 Accent 6" w:uiPriority="49"/>
+    <w:lsdException w:name="List Table 5 Dark Accent 6" w:uiPriority="50"/>
+    <w:lsdException w:name="List Table 6 Colorful Accent 6" w:uiPriority="51"/>
+    <w:lsdException w:name="List Table 7 Colorful Accent 6" w:uiPriority="52"/>
+    <w:lsdException w:name="Mention" w:semiHidden="1" w:unhideWhenUsed="1"/>
+    <w:lsdException w:name="Smart Hyperlink" w:semiHidden="1" w:unhideWhenUsed="1"/>
+    <w:lsdException w:name="Hashtag" w:semiHidden="1" w:unhideWhenUsed="1"/>
+    <w:lsdException w:name="Unresolved Mention" w:semiHidden="1" w:unhideWhenUsed="1"/>
+    <w:lsdException w:name="Smart Link" w:semiHidden="1" w:unhideWhenUsed="1"/>
+  </w:latentStyles>
+  <w:style w:type="paragraph" w:default="1" w:styleId="Standaard">
     <w:name w:val="Normal"/>
     <w:qFormat/>
-    <w:pPr>
-      <w:widowControl/>
-      <w:bidi w:val="0"/>
-    </w:pPr>
-    <w:rPr>
-      <w:rFonts w:ascii="Liberation Serif" w:hAnsi="Liberation Serif" w:eastAsia="Noto Serif CJK SC" w:cs="FreeSans"/>
-      <w:color w:val="auto"/>
-      <w:kern w:val="2"/>
-      <w:sz w:val="24"/>
-      <w:szCs w:val="24"/>
-      <w:lang w:val="en-US" w:eastAsia="zh-CN" w:bidi="hi-IN"/>
-    </w:rPr>
   </w:style>
-  <w:style w:type="paragraph" w:styleId="Heading1">
+  <w:style w:type="paragraph" w:styleId="Kop1">
     <w:name w:val="heading 1"/>
     <w:basedOn w:val="Heading"/>
-    <w:next w:val="BodyText"/>
+    <w:next w:val="Plattetekst"/>
+    <w:uiPriority w:val="9"/>
     <w:qFormat/>
     <w:pPr>
       <w:numPr>
-        <w:ilvl w:val="0"/>
         <w:numId w:val="1"/>
       </w:numPr>
-      <w:spacing w:before="240" w:after="120"/>
       <w:outlineLvl w:val="0"/>
     </w:pPr>
     <w:rPr>
@@ -722,84 +1291,113 @@
       <w:szCs w:val="36"/>
     </w:rPr>
   </w:style>
-  <w:style w:type="character" w:styleId="NumberingSymbols">
+  <w:style w:type="character" w:default="1" w:styleId="Standaardalinea-lettertype">
+    <w:name w:val="Default Paragraph Font"/>
+    <w:uiPriority w:val="1"/>
+    <w:semiHidden/>
+    <w:unhideWhenUsed/>
+  </w:style>
+  <w:style w:type="table" w:default="1" w:styleId="Standaardtabel">
+    <w:name w:val="Normal Table"/>
+    <w:uiPriority w:val="99"/>
+    <w:semiHidden/>
+    <w:unhideWhenUsed/>
+    <w:tblPr>
+      <w:tblInd w:w="0" w:type="dxa"/>
+      <w:tblCellMar>
+        <w:top w:w="0" w:type="dxa"/>
+        <w:left w:w="108" w:type="dxa"/>
+        <w:bottom w:w="0" w:type="dxa"/>
+        <w:right w:w="108" w:type="dxa"/>
+      </w:tblCellMar>
+    </w:tblPr>
+  </w:style>
+  <w:style w:type="numbering" w:default="1" w:styleId="Geenlijst">
+    <w:name w:val="No List"/>
+    <w:uiPriority w:val="99"/>
+    <w:semiHidden/>
+    <w:unhideWhenUsed/>
+  </w:style>
+  <w:style w:type="character" w:customStyle="1" w:styleId="NumberingSymbols">
     <w:name w:val="Numbering Symbols"/>
     <w:qFormat/>
-    <w:rPr/>
   </w:style>
-  <w:style w:type="paragraph" w:styleId="Heading">
+  <w:style w:type="paragraph" w:customStyle="1" w:styleId="Heading">
     <w:name w:val="Heading"/>
-    <w:basedOn w:val="Normal"/>
-    <w:next w:val="BodyText"/>
+    <w:basedOn w:val="Standaard"/>
+    <w:next w:val="Plattetekst"/>
     <w:qFormat/>
     <w:pPr>
-      <w:keepNext w:val="true"/>
+      <w:keepNext/>
       <w:spacing w:before="240" w:after="120"/>
     </w:pPr>
     <w:rPr>
-      <w:rFonts w:ascii="Liberation Sans" w:hAnsi="Liberation Sans" w:eastAsia="Noto Sans CJK SC" w:cs="FreeSans"/>
+      <w:rFonts w:ascii="Liberation Sans" w:eastAsia="Noto Sans CJK SC" w:hAnsi="Liberation Sans"/>
       <w:sz w:val="28"/>
       <w:szCs w:val="28"/>
     </w:rPr>
   </w:style>
-  <w:style w:type="paragraph" w:styleId="BodyText">
+  <w:style w:type="paragraph" w:styleId="Plattetekst">
     <w:name w:val="Body Text"/>
-    <w:basedOn w:val="Normal"/>
+    <w:basedOn w:val="Standaard"/>
     <w:pPr>
-      <w:spacing w:lineRule="auto" w:line="276" w:before="0" w:after="140"/>
+      <w:spacing w:after="140" w:line="276" w:lineRule="auto"/>
     </w:pPr>
-    <w:rPr/>
   </w:style>
-  <w:style w:type="paragraph" w:styleId="List">
+  <w:style w:type="paragraph" w:styleId="Lijst">
     <w:name w:val="List"/>
-    <w:basedOn w:val="BodyText"/>
-    <w:pPr/>
-    <w:rPr>
-      <w:rFonts w:cs="FreeSans"/>
-    </w:rPr>
+    <w:basedOn w:val="Plattetekst"/>
   </w:style>
-  <w:style w:type="paragraph" w:styleId="Caption">
+  <w:style w:type="paragraph" w:styleId="Bijschrift">
     <w:name w:val="caption"/>
-    <w:basedOn w:val="Normal"/>
+    <w:basedOn w:val="Standaard"/>
     <w:qFormat/>
     <w:pPr>
       <w:suppressLineNumbers/>
       <w:spacing w:before="120" w:after="120"/>
     </w:pPr>
     <w:rPr>
-      <w:rFonts w:cs="FreeSans"/>
       <w:i/>
       <w:iCs/>
-      <w:sz w:val="24"/>
-      <w:szCs w:val="24"/>
     </w:rPr>
   </w:style>
-  <w:style w:type="paragraph" w:styleId="Index">
+  <w:style w:type="paragraph" w:customStyle="1" w:styleId="Index">
     <w:name w:val="Index"/>
-    <w:basedOn w:val="Normal"/>
+    <w:basedOn w:val="Standaard"/>
     <w:qFormat/>
     <w:pPr>
       <w:suppressLineNumbers/>
     </w:pPr>
-    <w:rPr>
-      <w:rFonts w:cs="FreeSans"/>
-    </w:rPr>
   </w:style>
-  <w:style w:type="paragraph" w:styleId="TableContents">
+  <w:style w:type="paragraph" w:customStyle="1" w:styleId="TableContents">
     <w:name w:val="Table Contents"/>
-    <w:basedOn w:val="Normal"/>
+    <w:basedOn w:val="Standaard"/>
     <w:qFormat/>
     <w:pPr>
-      <w:widowControl w:val="false"/>
+      <w:widowControl w:val="0"/>
       <w:suppressLineNumbers/>
     </w:pPr>
-    <w:rPr/>
+  </w:style>
+  <w:style w:type="paragraph" w:styleId="Lijstalinea">
+    <w:name w:val="List Paragraph"/>
+    <w:basedOn w:val="Standaard"/>
+    <w:uiPriority w:val="34"/>
+    <w:qFormat/>
+    <w:rsid w:val="00856B6E"/>
+    <w:pPr>
+      <w:ind w:left="720"/>
+      <w:contextualSpacing/>
+    </w:pPr>
+    <w:rPr>
+      <w:rFonts w:cs="Mangal"/>
+      <w:szCs w:val="21"/>
+    </w:rPr>
   </w:style>
 </w:styles>
 </file>
 
 <file path=word/theme/theme1.xml><?xml version="1.0" encoding="utf-8"?>
-<a:theme xmlns:a="http://schemas.openxmlformats.org/drawingml/2006/main" xmlns:r="http://schemas.openxmlformats.org/officeDocument/2006/relationships" name="Office">
+<a:theme xmlns:a="http://schemas.openxmlformats.org/drawingml/2006/main" name="Office">
   <a:themeElements>
     <a:clrScheme name="LibreOffice">
       <a:dk1>
@@ -841,14 +1439,14 @@
     </a:clrScheme>
     <a:fontScheme name="Office">
       <a:majorFont>
-        <a:latin typeface="Arial" pitchFamily="0" charset="1"/>
-        <a:ea typeface="DejaVu Sans" pitchFamily="0" charset="1"/>
-        <a:cs typeface="DejaVu Sans" pitchFamily="0" charset="1"/>
+        <a:latin typeface="Arial"/>
+        <a:ea typeface="DejaVu Sans"/>
+        <a:cs typeface="DejaVu Sans"/>
       </a:majorFont>
       <a:minorFont>
-        <a:latin typeface="Arial" pitchFamily="0" charset="1"/>
-        <a:ea typeface="DejaVu Sans" pitchFamily="0" charset="1"/>
-        <a:cs typeface="DejaVu Sans" pitchFamily="0" charset="1"/>
+        <a:latin typeface="Arial"/>
+        <a:ea typeface="DejaVu Sans"/>
+        <a:cs typeface="DejaVu Sans"/>
       </a:minorFont>
     </a:fontScheme>
     <a:fmtScheme>
@@ -901,5 +1499,7 @@
       </a:bgFillStyleLst>
     </a:fmtScheme>
   </a:themeElements>
+  <a:objectDefaults/>
+  <a:extraClrSchemeLst/>
 </a:theme>
 </file>